--- a/templates/DL1_KB/current.docx
+++ b/templates/DL1_KB/current.docx
@@ -353,23 +353,21 @@
           <w:lang w:val="fr-FR"/>
         </w:rPr>
       </w:pPr>
-      <w:proofErr w:type="spellStart"/>
       <w:r>
         <w:rPr>
           <w:rFonts w:ascii="Segoe UI" w:eastAsia="Lucida Sans Unicode" w:hAnsi="Segoe UI" w:cs="Segoe UI"/>
           <w:kern w:val="2"/>
           <w:lang w:val="fr-FR"/>
         </w:rPr>
-        <w:t>Dear</w:t>
-      </w:r>
-      <w:proofErr w:type="spellEnd"/>
+        <w:t xml:space="preserve">Dear </w:t>
+      </w:r>
       <w:r>
         <w:rPr>
           <w:rFonts w:ascii="Segoe UI" w:eastAsia="Lucida Sans Unicode" w:hAnsi="Segoe UI" w:cs="Segoe UI"/>
           <w:kern w:val="2"/>
           <w:lang w:val="fr-FR"/>
         </w:rPr>
-        <w:t xml:space="preserve"> </w:t>
+        <w:t>Sir/</w:t>
       </w:r>
       <w:r>
         <w:rPr>
@@ -377,25 +375,7 @@
           <w:kern w:val="2"/>
           <w:lang w:val="fr-FR"/>
         </w:rPr>
-        <w:t>Sir/</w:t>
-      </w:r>
-      <w:proofErr w:type="spellStart"/>
-      <w:r>
-        <w:rPr>
-          <w:rFonts w:ascii="Segoe UI" w:eastAsia="Lucida Sans Unicode" w:hAnsi="Segoe UI" w:cs="Segoe UI"/>
-          <w:kern w:val="2"/>
-          <w:lang w:val="fr-FR"/>
-        </w:rPr>
-        <w:t>Madam</w:t>
-      </w:r>
-      <w:proofErr w:type="spellEnd"/>
-      <w:r>
-        <w:rPr>
-          <w:rFonts w:ascii="Segoe UI" w:eastAsia="Lucida Sans Unicode" w:hAnsi="Segoe UI" w:cs="Segoe UI"/>
-          <w:kern w:val="2"/>
-          <w:lang w:val="fr-FR"/>
-        </w:rPr>
-        <w:t>,</w:t>
+        <w:t>Madam,</w:t>
       </w:r>
     </w:p>
     <w:p>
@@ -995,17 +975,11 @@
             </w:r>
             <w:proofErr w:type="gramEnd"/>
             <w:r>
-              <w:t>outstanding</w:t>
-            </w:r>
-            <w:r>
-              <w:t>_</w:t>
+              <w:t>outstanding_</w:t>
             </w:r>
             <w:proofErr w:type="gramStart"/>
             <w:r>
-              <w:t>balance</w:t>
-            </w:r>
-            <w:r>
-              <w:t>}{</w:t>
+              <w:t>balance}{</w:t>
             </w:r>
             <w:proofErr w:type="gramEnd"/>
             <w:r>
@@ -1086,10 +1060,7 @@
             </w:r>
             <w:proofErr w:type="gramEnd"/>
             <w:r>
-              <w:t>daysinarr</w:t>
-            </w:r>
-            <w:r>
-              <w:t>}{/loan}</w:t>
+              <w:t>daysinarr}{/loan}</w:t>
             </w:r>
             <w:r>
               <w:rPr>
@@ -1552,6 +1523,7 @@
           <w:b/>
           <w:kern w:val="2"/>
         </w:rPr>
+        <w:lastRenderedPageBreak/>
         <w:t xml:space="preserve">Authorized Signatory      </w:t>
       </w:r>
       <w:r>
@@ -1625,7 +1597,6 @@
           <w:b/>
           <w:kern w:val="2"/>
         </w:rPr>
-        <w:lastRenderedPageBreak/>
         <w:t>Cc:</w:t>
       </w:r>
       <w:r>
@@ -1639,6 +1610,7 @@
       </w:r>
     </w:p>
     <w:sectPr>
+      <w:headerReference w:type="default" r:id="rId6"/>
       <w:pgSz w:w="12240" w:h="15840"/>
       <w:pgMar w:top="1440" w:right="1440" w:bottom="1440" w:left="1440" w:header="720" w:footer="720" w:gutter="0"/>
       <w:cols w:space="720"/>
@@ -1646,6 +1618,124 @@
     </w:sectPr>
   </w:body>
 </w:document>
+</file>
+
+<file path=word/endnotes.xml><?xml version="1.0" encoding="utf-8"?>
+<w:endnotes xmlns:wpc="http://schemas.microsoft.com/office/word/2010/wordprocessingCanvas" xmlns:cx="http://schemas.microsoft.com/office/drawing/2014/chartex" xmlns:cx1="http://schemas.microsoft.com/office/drawing/2015/9/8/chartex" xmlns:cx2="http://schemas.microsoft.com/office/drawing/2015/10/21/chartex" xmlns:cx3="http://schemas.microsoft.com/office/drawing/2016/5/9/chartex" xmlns:cx4="http://schemas.microsoft.com/office/drawing/2016/5/10/chartex" xmlns:cx5="http://schemas.microsoft.com/office/drawing/2016/5/11/chartex" xmlns:cx6="http://schemas.microsoft.com/office/drawing/2016/5/12/chartex" xmlns:cx7="http://schemas.microsoft.com/office/drawing/2016/5/13/chartex" xmlns:cx8="http://schemas.microsoft.com/office/drawing/2016/5/14/chartex" xmlns:mc="http://schemas.openxmlformats.org/markup-compatibility/2006" xmlns:aink="http://schemas.microsoft.com/office/drawing/2016/ink" xmlns:am3d="http://schemas.microsoft.com/office/drawing/2017/model3d" xmlns:o="urn:schemas-microsoft-com:office:office" xmlns:oel="http://schemas.microsoft.com/office/2019/extlst" xmlns:r="http://schemas.openxmlformats.org/officeDocument/2006/relationships" xmlns:m="http://schemas.openxmlformats.org/officeDocument/2006/math" xmlns:v="urn:schemas-microsoft-com:vml" xmlns:wp14="http://schemas.microsoft.com/office/word/2010/wordprocessingDrawing" xmlns:wp="http://schemas.openxmlformats.org/drawingml/2006/wordprocessingDrawing" xmlns:w10="urn:schemas-microsoft-com:office:word" xmlns:w="http://schemas.openxmlformats.org/wordprocessingml/2006/main" xmlns:w14="http://schemas.microsoft.com/office/word/2010/wordml" xmlns:w15="http://schemas.microsoft.com/office/word/2012/wordml" xmlns:w16cex="http://schemas.microsoft.com/office/word/2018/wordml/cex" xmlns:w16cid="http://schemas.microsoft.com/office/word/2016/wordml/cid" xmlns:w16="http://schemas.microsoft.com/office/word/2018/wordml" xmlns:w16du="http://schemas.microsoft.com/office/word/2023/wordml/word16du" xmlns:w16sdtdh="http://schemas.microsoft.com/office/word/2020/wordml/sdtdatahash" xmlns:w16sdtfl="http://schemas.microsoft.com/office/word/2024/wordml/sdtformatlock" xmlns:w16se="http://schemas.microsoft.com/office/word/2015/wordml/symex" xmlns:wpg="http://schemas.microsoft.com/office/word/2010/wordprocessingGroup" xmlns:wpi="http://schemas.microsoft.com/office/word/2010/wordprocessingInk" xmlns:wne="http://schemas.microsoft.com/office/word/2006/wordml" xmlns:wps="http://schemas.microsoft.com/office/word/2010/wordprocessingShape" mc:Ignorable="w14 w15 w16se w16cid w16 w16cex w16sdtdh w16sdtfl w16du wp14">
+  <w:endnote w:type="separator" w:id="-1">
+    <w:p>
+      <w:pPr>
+        <w:spacing w:after="0" w:line="240" w:lineRule="auto"/>
+      </w:pPr>
+      <w:r>
+        <w:separator/>
+      </w:r>
+    </w:p>
+  </w:endnote>
+  <w:endnote w:type="continuationSeparator" w:id="0">
+    <w:p>
+      <w:pPr>
+        <w:spacing w:after="0" w:line="240" w:lineRule="auto"/>
+      </w:pPr>
+      <w:r>
+        <w:continuationSeparator/>
+      </w:r>
+    </w:p>
+  </w:endnote>
+</w:endnotes>
+</file>
+
+<file path=word/footnotes.xml><?xml version="1.0" encoding="utf-8"?>
+<w:footnotes xmlns:wpc="http://schemas.microsoft.com/office/word/2010/wordprocessingCanvas" xmlns:cx="http://schemas.microsoft.com/office/drawing/2014/chartex" xmlns:cx1="http://schemas.microsoft.com/office/drawing/2015/9/8/chartex" xmlns:cx2="http://schemas.microsoft.com/office/drawing/2015/10/21/chartex" xmlns:cx3="http://schemas.microsoft.com/office/drawing/2016/5/9/chartex" xmlns:cx4="http://schemas.microsoft.com/office/drawing/2016/5/10/chartex" xmlns:cx5="http://schemas.microsoft.com/office/drawing/2016/5/11/chartex" xmlns:cx6="http://schemas.microsoft.com/office/drawing/2016/5/12/chartex" xmlns:cx7="http://schemas.microsoft.com/office/drawing/2016/5/13/chartex" xmlns:cx8="http://schemas.microsoft.com/office/drawing/2016/5/14/chartex" xmlns:mc="http://schemas.openxmlformats.org/markup-compatibility/2006" xmlns:aink="http://schemas.microsoft.com/office/drawing/2016/ink" xmlns:am3d="http://schemas.microsoft.com/office/drawing/2017/model3d" xmlns:o="urn:schemas-microsoft-com:office:office" xmlns:oel="http://schemas.microsoft.com/office/2019/extlst" xmlns:r="http://schemas.openxmlformats.org/officeDocument/2006/relationships" xmlns:m="http://schemas.openxmlformats.org/officeDocument/2006/math" xmlns:v="urn:schemas-microsoft-com:vml" xmlns:wp14="http://schemas.microsoft.com/office/word/2010/wordprocessingDrawing" xmlns:wp="http://schemas.openxmlformats.org/drawingml/2006/wordprocessingDrawing" xmlns:w10="urn:schemas-microsoft-com:office:word" xmlns:w="http://schemas.openxmlformats.org/wordprocessingml/2006/main" xmlns:w14="http://schemas.microsoft.com/office/word/2010/wordml" xmlns:w15="http://schemas.microsoft.com/office/word/2012/wordml" xmlns:w16cex="http://schemas.microsoft.com/office/word/2018/wordml/cex" xmlns:w16cid="http://schemas.microsoft.com/office/word/2016/wordml/cid" xmlns:w16="http://schemas.microsoft.com/office/word/2018/wordml" xmlns:w16du="http://schemas.microsoft.com/office/word/2023/wordml/word16du" xmlns:w16sdtdh="http://schemas.microsoft.com/office/word/2020/wordml/sdtdatahash" xmlns:w16sdtfl="http://schemas.microsoft.com/office/word/2024/wordml/sdtformatlock" xmlns:w16se="http://schemas.microsoft.com/office/word/2015/wordml/symex" xmlns:wpg="http://schemas.microsoft.com/office/word/2010/wordprocessingGroup" xmlns:wpi="http://schemas.microsoft.com/office/word/2010/wordprocessingInk" xmlns:wne="http://schemas.microsoft.com/office/word/2006/wordml" xmlns:wps="http://schemas.microsoft.com/office/word/2010/wordprocessingShape" mc:Ignorable="w14 w15 w16se w16cid w16 w16cex w16sdtdh w16sdtfl w16du wp14">
+  <w:footnote w:type="separator" w:id="-1">
+    <w:p>
+      <w:pPr>
+        <w:spacing w:after="0" w:line="240" w:lineRule="auto"/>
+      </w:pPr>
+      <w:r>
+        <w:separator/>
+      </w:r>
+    </w:p>
+  </w:footnote>
+  <w:footnote w:type="continuationSeparator" w:id="0">
+    <w:p>
+      <w:pPr>
+        <w:spacing w:after="0" w:line="240" w:lineRule="auto"/>
+      </w:pPr>
+      <w:r>
+        <w:continuationSeparator/>
+      </w:r>
+    </w:p>
+  </w:footnote>
+</w:footnotes>
+</file>
+
+<file path=word/header1.xml><?xml version="1.0" encoding="utf-8"?>
+<w:hdr xmlns:wpc="http://schemas.microsoft.com/office/word/2010/wordprocessingCanvas" xmlns:cx="http://schemas.microsoft.com/office/drawing/2014/chartex" xmlns:cx1="http://schemas.microsoft.com/office/drawing/2015/9/8/chartex" xmlns:cx2="http://schemas.microsoft.com/office/drawing/2015/10/21/chartex" xmlns:cx3="http://schemas.microsoft.com/office/drawing/2016/5/9/chartex" xmlns:cx4="http://schemas.microsoft.com/office/drawing/2016/5/10/chartex" xmlns:cx5="http://schemas.microsoft.com/office/drawing/2016/5/11/chartex" xmlns:cx6="http://schemas.microsoft.com/office/drawing/2016/5/12/chartex" xmlns:cx7="http://schemas.microsoft.com/office/drawing/2016/5/13/chartex" xmlns:cx8="http://schemas.microsoft.com/office/drawing/2016/5/14/chartex" xmlns:mc="http://schemas.openxmlformats.org/markup-compatibility/2006" xmlns:aink="http://schemas.microsoft.com/office/drawing/2016/ink" xmlns:am3d="http://schemas.microsoft.com/office/drawing/2017/model3d" xmlns:o="urn:schemas-microsoft-com:office:office" xmlns:oel="http://schemas.microsoft.com/office/2019/extlst" xmlns:r="http://schemas.openxmlformats.org/officeDocument/2006/relationships" xmlns:m="http://schemas.openxmlformats.org/officeDocument/2006/math" xmlns:v="urn:schemas-microsoft-com:vml" xmlns:wp14="http://schemas.microsoft.com/office/word/2010/wordprocessingDrawing" xmlns:wp="http://schemas.openxmlformats.org/drawingml/2006/wordprocessingDrawing" xmlns:w10="urn:schemas-microsoft-com:office:word" xmlns:w="http://schemas.openxmlformats.org/wordprocessingml/2006/main" xmlns:w14="http://schemas.microsoft.com/office/word/2010/wordml" xmlns:w15="http://schemas.microsoft.com/office/word/2012/wordml" xmlns:w16cex="http://schemas.microsoft.com/office/word/2018/wordml/cex" xmlns:w16cid="http://schemas.microsoft.com/office/word/2016/wordml/cid" xmlns:w16="http://schemas.microsoft.com/office/word/2018/wordml" xmlns:w16du="http://schemas.microsoft.com/office/word/2023/wordml/word16du" xmlns:w16sdtdh="http://schemas.microsoft.com/office/word/2020/wordml/sdtdatahash" xmlns:w16sdtfl="http://schemas.microsoft.com/office/word/2024/wordml/sdtformatlock" xmlns:w16se="http://schemas.microsoft.com/office/word/2015/wordml/symex" xmlns:wpg="http://schemas.microsoft.com/office/word/2010/wordprocessingGroup" xmlns:wpi="http://schemas.microsoft.com/office/word/2010/wordprocessingInk" xmlns:wne="http://schemas.microsoft.com/office/word/2006/wordml" xmlns:wps="http://schemas.microsoft.com/office/word/2010/wordprocessingShape" mc:Ignorable="w14 w15 w16se w16cid w16 w16cex w16sdtdh w16sdtfl w16du wp14">
+  <w:p>
+    <w:pPr>
+      <w:pStyle w:val="Header"/>
+    </w:pPr>
+    <w:r>
+      <w:rPr>
+        <w:noProof/>
+      </w:rPr>
+      <w:drawing>
+        <wp:inline distT="0" distB="0" distL="0" distR="0" wp14:anchorId="4E341C94" wp14:editId="56914BAE">
+          <wp:extent cx="2227092" cy="477672"/>
+          <wp:effectExtent l="0" t="0" r="1905" b="0"/>
+          <wp:docPr id="1287025203" name="Picture 1" descr="Kingdom Bank Ltd - We Too are You."/>
+          <wp:cNvGraphicFramePr>
+            <a:graphicFrameLocks xmlns:a="http://schemas.openxmlformats.org/drawingml/2006/main" noChangeAspect="1"/>
+          </wp:cNvGraphicFramePr>
+          <a:graphic xmlns:a="http://schemas.openxmlformats.org/drawingml/2006/main">
+            <a:graphicData uri="http://schemas.openxmlformats.org/drawingml/2006/picture">
+              <pic:pic xmlns:pic="http://schemas.openxmlformats.org/drawingml/2006/picture">
+                <pic:nvPicPr>
+                  <pic:cNvPr id="0" name="Picture 1" descr="Kingdom Bank Ltd - We Too are You."/>
+                  <pic:cNvPicPr>
+                    <a:picLocks noChangeAspect="1" noChangeArrowheads="1"/>
+                  </pic:cNvPicPr>
+                </pic:nvPicPr>
+                <pic:blipFill>
+                  <a:blip r:embed="rId1">
+                    <a:extLst>
+                      <a:ext uri="{28A0092B-C50C-407E-A947-70E740481C1C}">
+                        <a14:useLocalDpi xmlns:a14="http://schemas.microsoft.com/office/drawing/2010/main" val="0"/>
+                      </a:ext>
+                    </a:extLst>
+                  </a:blip>
+                  <a:srcRect/>
+                  <a:stretch>
+                    <a:fillRect/>
+                  </a:stretch>
+                </pic:blipFill>
+                <pic:spPr bwMode="auto">
+                  <a:xfrm>
+                    <a:off x="0" y="0"/>
+                    <a:ext cx="2295483" cy="492341"/>
+                  </a:xfrm>
+                  <a:prstGeom prst="rect">
+                    <a:avLst/>
+                  </a:prstGeom>
+                  <a:noFill/>
+                  <a:ln>
+                    <a:noFill/>
+                  </a:ln>
+                </pic:spPr>
+              </pic:pic>
+            </a:graphicData>
+          </a:graphic>
+        </wp:inline>
+      </w:drawing>
+    </w:r>
+  </w:p>
+  <w:p>
+    <w:pPr>
+      <w:pStyle w:val="Header"/>
+    </w:pPr>
+  </w:p>
+</w:hdr>
 </file>
 
 <file path=word/styles.xml><?xml version="1.0" encoding="utf-8"?>
@@ -2104,6 +2194,58 @@
       </w:tblBorders>
     </w:tblPr>
   </w:style>
+  <w:style w:type="paragraph" w:styleId="Header">
+    <w:name w:val="header"/>
+    <w:basedOn w:val="Normal"/>
+    <w:link w:val="HeaderChar"/>
+    <w:uiPriority w:val="99"/>
+    <w:unhideWhenUsed/>
+    <w:rsid w:val="00724EB6"/>
+    <w:pPr>
+      <w:tabs>
+        <w:tab w:val="center" w:pos="4680"/>
+        <w:tab w:val="right" w:pos="9360"/>
+      </w:tabs>
+      <w:spacing w:after="0" w:line="240" w:lineRule="auto"/>
+    </w:pPr>
+  </w:style>
+  <w:style w:type="character" w:customStyle="1" w:styleId="HeaderChar">
+    <w:name w:val="Header Char"/>
+    <w:basedOn w:val="DefaultParagraphFont"/>
+    <w:link w:val="Header"/>
+    <w:uiPriority w:val="99"/>
+    <w:rsid w:val="00724EB6"/>
+    <w:rPr>
+      <w:kern w:val="0"/>
+      <w14:ligatures w14:val="none"/>
+    </w:rPr>
+  </w:style>
+  <w:style w:type="paragraph" w:styleId="Footer">
+    <w:name w:val="footer"/>
+    <w:basedOn w:val="Normal"/>
+    <w:link w:val="FooterChar"/>
+    <w:uiPriority w:val="99"/>
+    <w:unhideWhenUsed/>
+    <w:rsid w:val="00724EB6"/>
+    <w:pPr>
+      <w:tabs>
+        <w:tab w:val="center" w:pos="4680"/>
+        <w:tab w:val="right" w:pos="9360"/>
+      </w:tabs>
+      <w:spacing w:after="0" w:line="240" w:lineRule="auto"/>
+    </w:pPr>
+  </w:style>
+  <w:style w:type="character" w:customStyle="1" w:styleId="FooterChar">
+    <w:name w:val="Footer Char"/>
+    <w:basedOn w:val="DefaultParagraphFont"/>
+    <w:link w:val="Footer"/>
+    <w:uiPriority w:val="99"/>
+    <w:rsid w:val="00724EB6"/>
+    <w:rPr>
+      <w:kern w:val="0"/>
+      <w14:ligatures w14:val="none"/>
+    </w:rPr>
+  </w:style>
 </w:styles>
 </file>
 

--- a/templates/DL1_KB/current.docx
+++ b/templates/DL1_KB/current.docx
@@ -10,30 +10,50 @@
         <w:rPr>
           <w:rFonts w:ascii="Segoe UI" w:eastAsia="Times New Roman" w:hAnsi="Segoe UI" w:cs="Segoe UI"/>
           <w:color w:val="000000"/>
-        </w:rPr>
-      </w:pPr>
-      <w:r>
-        <w:rPr>
-          <w:rFonts w:ascii="Segoe UI" w:eastAsia="Lucida Sans Unicode" w:hAnsi="Segoe UI" w:cs="Segoe UI"/>
-          <w:b/>
-          <w:kern w:val="2"/>
-        </w:rPr>
-        <w:t xml:space="preserve">Our Ref: </w:t>
-      </w:r>
-      <w:r>
-        <w:rPr>
-          <w:rFonts w:ascii="Segoe UI" w:eastAsia="Lucida Sans Unicode" w:hAnsi="Segoe UI" w:cs="Segoe UI"/>
-          <w:b/>
-          <w:kern w:val="2"/>
+          <w:sz w:val="20"/>
+          <w:szCs w:val="20"/>
+        </w:rPr>
+      </w:pPr>
+      <w:r>
+        <w:rPr>
+          <w:rFonts w:ascii="Segoe UI" w:eastAsia="Lucida Sans Unicode" w:hAnsi="Segoe UI" w:cs="Segoe UI"/>
+          <w:b/>
+          <w:kern w:val="2"/>
+          <w:sz w:val="20"/>
+          <w:szCs w:val="20"/>
+        </w:rPr>
+        <w:t xml:space="preserve">Our </w:t>
+      </w:r>
+      <w:proofErr w:type="gramStart"/>
+      <w:r>
+        <w:rPr>
+          <w:rFonts w:ascii="Segoe UI" w:eastAsia="Lucida Sans Unicode" w:hAnsi="Segoe UI" w:cs="Segoe UI"/>
+          <w:b/>
+          <w:kern w:val="2"/>
+          <w:sz w:val="20"/>
+          <w:szCs w:val="20"/>
+        </w:rPr>
+        <w:t xml:space="preserve">Ref: </w:t>
+      </w:r>
+      <w:r>
+        <w:rPr>
+          <w:rFonts w:ascii="Segoe UI" w:eastAsia="Lucida Sans Unicode" w:hAnsi="Segoe UI" w:cs="Segoe UI"/>
+          <w:b/>
+          <w:kern w:val="2"/>
+          <w:sz w:val="20"/>
+          <w:szCs w:val="20"/>
         </w:rPr>
         <w:t>{</w:t>
       </w:r>
       <w:proofErr w:type="spellStart"/>
-      <w:r>
-        <w:rPr>
-          <w:rFonts w:ascii="Segoe UI" w:eastAsia="Lucida Sans Unicode" w:hAnsi="Segoe UI" w:cs="Segoe UI"/>
-          <w:b/>
-          <w:kern w:val="2"/>
+      <w:proofErr w:type="gramEnd"/>
+      <w:r>
+        <w:rPr>
+          <w:rFonts w:ascii="Segoe UI" w:eastAsia="Lucida Sans Unicode" w:hAnsi="Segoe UI" w:cs="Segoe UI"/>
+          <w:b/>
+          <w:kern w:val="2"/>
+          <w:sz w:val="20"/>
+          <w:szCs w:val="20"/>
         </w:rPr>
         <w:t>our_ref</w:t>
       </w:r>
@@ -43,6 +63,8 @@
           <w:rFonts w:ascii="Segoe UI" w:eastAsia="Lucida Sans Unicode" w:hAnsi="Segoe UI" w:cs="Segoe UI"/>
           <w:b/>
           <w:kern w:val="2"/>
+          <w:sz w:val="20"/>
+          <w:szCs w:val="20"/>
         </w:rPr>
         <w:t>}</w:t>
       </w:r>
@@ -56,6 +78,8 @@
           <w:rFonts w:ascii="Segoe UI" w:eastAsia="Lucida Sans Unicode" w:hAnsi="Segoe UI" w:cs="Segoe UI"/>
           <w:b/>
           <w:kern w:val="2"/>
+          <w:sz w:val="20"/>
+          <w:szCs w:val="20"/>
         </w:rPr>
       </w:pPr>
     </w:p>
@@ -67,12 +91,16 @@
         <w:rPr>
           <w:rFonts w:ascii="Segoe UI" w:eastAsia="Lucida Sans Unicode" w:hAnsi="Segoe UI" w:cs="Segoe UI"/>
           <w:kern w:val="2"/>
-        </w:rPr>
-      </w:pPr>
-      <w:r>
-        <w:rPr>
-          <w:rFonts w:ascii="Segoe UI" w:eastAsia="Lucida Sans Unicode" w:hAnsi="Segoe UI" w:cs="Segoe UI"/>
-          <w:kern w:val="2"/>
+          <w:sz w:val="20"/>
+          <w:szCs w:val="20"/>
+        </w:rPr>
+      </w:pPr>
+      <w:r>
+        <w:rPr>
+          <w:rFonts w:ascii="Segoe UI" w:eastAsia="Lucida Sans Unicode" w:hAnsi="Segoe UI" w:cs="Segoe UI"/>
+          <w:kern w:val="2"/>
+          <w:sz w:val="20"/>
+          <w:szCs w:val="20"/>
         </w:rPr>
         <w:t>{date}</w:t>
       </w:r>
@@ -85,6 +113,8 @@
         <w:rPr>
           <w:rFonts w:ascii="Segoe UI" w:eastAsia="Lucida Sans Unicode" w:hAnsi="Segoe UI" w:cs="Segoe UI"/>
           <w:kern w:val="2"/>
+          <w:sz w:val="20"/>
+          <w:szCs w:val="20"/>
           <w:highlight w:val="yellow"/>
         </w:rPr>
       </w:pPr>
@@ -98,13 +128,17 @@
           <w:rFonts w:ascii="Segoe UI" w:eastAsia="Lucida Sans Unicode" w:hAnsi="Segoe UI" w:cs="Segoe UI"/>
           <w:b/>
           <w:kern w:val="2"/>
-        </w:rPr>
-      </w:pPr>
-      <w:r>
-        <w:rPr>
-          <w:rFonts w:ascii="Segoe UI" w:eastAsia="Lucida Sans Unicode" w:hAnsi="Segoe UI" w:cs="Segoe UI"/>
-          <w:b/>
-          <w:kern w:val="2"/>
+          <w:sz w:val="20"/>
+          <w:szCs w:val="20"/>
+        </w:rPr>
+      </w:pPr>
+      <w:r>
+        <w:rPr>
+          <w:rFonts w:ascii="Segoe UI" w:eastAsia="Lucida Sans Unicode" w:hAnsi="Segoe UI" w:cs="Segoe UI"/>
+          <w:b/>
+          <w:kern w:val="2"/>
+          <w:sz w:val="20"/>
+          <w:szCs w:val="20"/>
         </w:rPr>
         <w:t>{#</w:t>
       </w:r>
@@ -114,6 +148,8 @@
           <w:rFonts w:ascii="Segoe UI" w:eastAsia="Lucida Sans Unicode" w:hAnsi="Segoe UI" w:cs="Segoe UI"/>
           <w:b/>
           <w:kern w:val="2"/>
+          <w:sz w:val="20"/>
+          <w:szCs w:val="20"/>
         </w:rPr>
         <w:t>customer}{</w:t>
       </w:r>
@@ -123,6 +159,8 @@
           <w:rFonts w:ascii="Segoe UI" w:eastAsia="Lucida Sans Unicode" w:hAnsi="Segoe UI" w:cs="Segoe UI"/>
           <w:b/>
           <w:kern w:val="2"/>
+          <w:sz w:val="20"/>
+          <w:szCs w:val="20"/>
         </w:rPr>
         <w:t>name}{/</w:t>
       </w:r>
@@ -132,6 +170,8 @@
           <w:rFonts w:ascii="Segoe UI" w:eastAsia="Lucida Sans Unicode" w:hAnsi="Segoe UI" w:cs="Segoe UI"/>
           <w:b/>
           <w:kern w:val="2"/>
+          <w:sz w:val="20"/>
+          <w:szCs w:val="20"/>
         </w:rPr>
         <w:t>customer}</w:t>
       </w:r>
@@ -140,6 +180,8 @@
           <w:rFonts w:ascii="Segoe UI" w:eastAsia="Lucida Sans Unicode" w:hAnsi="Segoe UI" w:cs="Segoe UI"/>
           <w:b/>
           <w:kern w:val="2"/>
+          <w:sz w:val="20"/>
+          <w:szCs w:val="20"/>
         </w:rPr>
         <w:t>,</w:t>
       </w:r>
@@ -154,13 +196,17 @@
           <w:rFonts w:ascii="Segoe UI" w:eastAsia="Lucida Sans Unicode" w:hAnsi="Segoe UI" w:cs="Segoe UI"/>
           <w:b/>
           <w:kern w:val="2"/>
-        </w:rPr>
-      </w:pPr>
-      <w:r>
-        <w:rPr>
-          <w:rFonts w:ascii="Segoe UI" w:eastAsia="Lucida Sans Unicode" w:hAnsi="Segoe UI" w:cs="Segoe UI"/>
-          <w:b/>
-          <w:kern w:val="2"/>
+          <w:sz w:val="20"/>
+          <w:szCs w:val="20"/>
+        </w:rPr>
+      </w:pPr>
+      <w:r>
+        <w:rPr>
+          <w:rFonts w:ascii="Segoe UI" w:eastAsia="Lucida Sans Unicode" w:hAnsi="Segoe UI" w:cs="Segoe UI"/>
+          <w:b/>
+          <w:kern w:val="2"/>
+          <w:sz w:val="20"/>
+          <w:szCs w:val="20"/>
         </w:rPr>
         <w:t>{#</w:t>
       </w:r>
@@ -170,6 +216,8 @@
           <w:rFonts w:ascii="Segoe UI" w:eastAsia="Lucida Sans Unicode" w:hAnsi="Segoe UI" w:cs="Segoe UI"/>
           <w:b/>
           <w:kern w:val="2"/>
+          <w:sz w:val="20"/>
+          <w:szCs w:val="20"/>
         </w:rPr>
         <w:t>customer}{</w:t>
       </w:r>
@@ -179,6 +227,8 @@
           <w:rFonts w:ascii="Segoe UI" w:eastAsia="Lucida Sans Unicode" w:hAnsi="Segoe UI" w:cs="Segoe UI"/>
           <w:b/>
           <w:kern w:val="2"/>
+          <w:sz w:val="20"/>
+          <w:szCs w:val="20"/>
         </w:rPr>
         <w:t>address_line_</w:t>
       </w:r>
@@ -188,6 +238,8 @@
           <w:rFonts w:ascii="Segoe UI" w:eastAsia="Lucida Sans Unicode" w:hAnsi="Segoe UI" w:cs="Segoe UI"/>
           <w:b/>
           <w:kern w:val="2"/>
+          <w:sz w:val="20"/>
+          <w:szCs w:val="20"/>
         </w:rPr>
         <w:t>1}{</w:t>
       </w:r>
@@ -197,6 +249,8 @@
           <w:rFonts w:ascii="Segoe UI" w:eastAsia="Lucida Sans Unicode" w:hAnsi="Segoe UI" w:cs="Segoe UI"/>
           <w:b/>
           <w:kern w:val="2"/>
+          <w:sz w:val="20"/>
+          <w:szCs w:val="20"/>
         </w:rPr>
         <w:t>/customer}</w:t>
       </w:r>
@@ -205,6 +259,8 @@
           <w:rFonts w:ascii="Segoe UI" w:eastAsia="Lucida Sans Unicode" w:hAnsi="Segoe UI" w:cs="Segoe UI"/>
           <w:b/>
           <w:kern w:val="2"/>
+          <w:sz w:val="20"/>
+          <w:szCs w:val="20"/>
         </w:rPr>
         <w:t xml:space="preserve"> </w:t>
       </w:r>
@@ -213,6 +269,8 @@
           <w:rFonts w:ascii="Segoe UI" w:eastAsia="Lucida Sans Unicode" w:hAnsi="Segoe UI" w:cs="Segoe UI"/>
           <w:b/>
           <w:kern w:val="2"/>
+          <w:sz w:val="20"/>
+          <w:szCs w:val="20"/>
         </w:rPr>
         <w:t xml:space="preserve">– </w:t>
       </w:r>
@@ -221,6 +279,8 @@
           <w:rFonts w:ascii="Segoe UI" w:eastAsia="Lucida Sans Unicode" w:hAnsi="Segoe UI" w:cs="Segoe UI"/>
           <w:b/>
           <w:kern w:val="2"/>
+          <w:sz w:val="20"/>
+          <w:szCs w:val="20"/>
         </w:rPr>
         <w:t>{#</w:t>
       </w:r>
@@ -230,6 +290,8 @@
           <w:rFonts w:ascii="Segoe UI" w:eastAsia="Lucida Sans Unicode" w:hAnsi="Segoe UI" w:cs="Segoe UI"/>
           <w:b/>
           <w:kern w:val="2"/>
+          <w:sz w:val="20"/>
+          <w:szCs w:val="20"/>
         </w:rPr>
         <w:t>customer}{</w:t>
       </w:r>
@@ -239,6 +301,8 @@
           <w:rFonts w:ascii="Segoe UI" w:eastAsia="Lucida Sans Unicode" w:hAnsi="Segoe UI" w:cs="Segoe UI"/>
           <w:b/>
           <w:kern w:val="2"/>
+          <w:sz w:val="20"/>
+          <w:szCs w:val="20"/>
         </w:rPr>
         <w:t>address_line_</w:t>
       </w:r>
@@ -248,6 +312,8 @@
           <w:rFonts w:ascii="Segoe UI" w:eastAsia="Lucida Sans Unicode" w:hAnsi="Segoe UI" w:cs="Segoe UI"/>
           <w:b/>
           <w:kern w:val="2"/>
+          <w:sz w:val="20"/>
+          <w:szCs w:val="20"/>
         </w:rPr>
         <w:t>2}{</w:t>
       </w:r>
@@ -257,6 +323,8 @@
           <w:rFonts w:ascii="Segoe UI" w:eastAsia="Lucida Sans Unicode" w:hAnsi="Segoe UI" w:cs="Segoe UI"/>
           <w:b/>
           <w:kern w:val="2"/>
+          <w:sz w:val="20"/>
+          <w:szCs w:val="20"/>
         </w:rPr>
         <w:t>/customer}</w:t>
       </w:r>
@@ -265,6 +333,8 @@
           <w:rFonts w:ascii="Segoe UI" w:eastAsia="Lucida Sans Unicode" w:hAnsi="Segoe UI" w:cs="Segoe UI"/>
           <w:b/>
           <w:kern w:val="2"/>
+          <w:sz w:val="20"/>
+          <w:szCs w:val="20"/>
         </w:rPr>
         <w:t xml:space="preserve">, </w:t>
       </w:r>
@@ -283,13 +353,17 @@
         <w:rPr>
           <w:rFonts w:ascii="Segoe UI" w:eastAsia="Lucida Sans Unicode" w:hAnsi="Segoe UI" w:cs="Segoe UI"/>
           <w:kern w:val="2"/>
-        </w:rPr>
-      </w:pPr>
-      <w:r>
-        <w:rPr>
-          <w:rFonts w:ascii="Segoe UI" w:eastAsia="Lucida Sans Unicode" w:hAnsi="Segoe UI" w:cs="Segoe UI"/>
-          <w:b/>
-          <w:kern w:val="2"/>
+          <w:sz w:val="20"/>
+          <w:szCs w:val="20"/>
+        </w:rPr>
+      </w:pPr>
+      <w:r>
+        <w:rPr>
+          <w:rFonts w:ascii="Segoe UI" w:eastAsia="Lucida Sans Unicode" w:hAnsi="Segoe UI" w:cs="Segoe UI"/>
+          <w:b/>
+          <w:kern w:val="2"/>
+          <w:sz w:val="20"/>
+          <w:szCs w:val="20"/>
         </w:rPr>
         <w:t>{#</w:t>
       </w:r>
@@ -299,6 +373,8 @@
           <w:rFonts w:ascii="Segoe UI" w:eastAsia="Lucida Sans Unicode" w:hAnsi="Segoe UI" w:cs="Segoe UI"/>
           <w:b/>
           <w:kern w:val="2"/>
+          <w:sz w:val="20"/>
+          <w:szCs w:val="20"/>
         </w:rPr>
         <w:t>customer}{</w:t>
       </w:r>
@@ -308,6 +384,8 @@
           <w:rFonts w:ascii="Segoe UI" w:eastAsia="Lucida Sans Unicode" w:hAnsi="Segoe UI" w:cs="Segoe UI"/>
           <w:b/>
           <w:kern w:val="2"/>
+          <w:sz w:val="20"/>
+          <w:szCs w:val="20"/>
         </w:rPr>
         <w:t>town}{/</w:t>
       </w:r>
@@ -317,6 +395,8 @@
           <w:rFonts w:ascii="Segoe UI" w:eastAsia="Lucida Sans Unicode" w:hAnsi="Segoe UI" w:cs="Segoe UI"/>
           <w:b/>
           <w:kern w:val="2"/>
+          <w:sz w:val="20"/>
+          <w:szCs w:val="20"/>
         </w:rPr>
         <w:t>customer}</w:t>
       </w:r>
@@ -325,6 +405,8 @@
           <w:rFonts w:ascii="Segoe UI" w:eastAsia="Lucida Sans Unicode" w:hAnsi="Segoe UI" w:cs="Segoe UI"/>
           <w:b/>
           <w:kern w:val="2"/>
+          <w:sz w:val="20"/>
+          <w:szCs w:val="20"/>
         </w:rPr>
         <w:t>.</w:t>
       </w:r>
@@ -338,6 +420,8 @@
         <w:rPr>
           <w:rFonts w:ascii="Segoe UI" w:eastAsia="Lucida Sans Unicode" w:hAnsi="Segoe UI" w:cs="Segoe UI"/>
           <w:kern w:val="2"/>
+          <w:sz w:val="20"/>
+          <w:szCs w:val="20"/>
           <w:lang w:val="fr-FR"/>
         </w:rPr>
       </w:pPr>
@@ -350,6 +434,8 @@
         <w:rPr>
           <w:rFonts w:ascii="Segoe UI" w:eastAsia="Lucida Sans Unicode" w:hAnsi="Segoe UI" w:cs="Segoe UI"/>
           <w:kern w:val="2"/>
+          <w:sz w:val="20"/>
+          <w:szCs w:val="20"/>
           <w:lang w:val="fr-FR"/>
         </w:rPr>
       </w:pPr>
@@ -357,6 +443,8 @@
         <w:rPr>
           <w:rFonts w:ascii="Segoe UI" w:eastAsia="Lucida Sans Unicode" w:hAnsi="Segoe UI" w:cs="Segoe UI"/>
           <w:kern w:val="2"/>
+          <w:sz w:val="20"/>
+          <w:szCs w:val="20"/>
           <w:lang w:val="fr-FR"/>
         </w:rPr>
         <w:t xml:space="preserve">Dear </w:t>
@@ -365,6 +453,8 @@
         <w:rPr>
           <w:rFonts w:ascii="Segoe UI" w:eastAsia="Lucida Sans Unicode" w:hAnsi="Segoe UI" w:cs="Segoe UI"/>
           <w:kern w:val="2"/>
+          <w:sz w:val="20"/>
+          <w:szCs w:val="20"/>
           <w:lang w:val="fr-FR"/>
         </w:rPr>
         <w:t>Sir/</w:t>
@@ -373,6 +463,8 @@
         <w:rPr>
           <w:rFonts w:ascii="Segoe UI" w:eastAsia="Lucida Sans Unicode" w:hAnsi="Segoe UI" w:cs="Segoe UI"/>
           <w:kern w:val="2"/>
+          <w:sz w:val="20"/>
+          <w:szCs w:val="20"/>
           <w:lang w:val="fr-FR"/>
         </w:rPr>
         <w:t>Madam,</w:t>
@@ -384,12 +476,16 @@
         <w:rPr>
           <w:rFonts w:ascii="Segoe UI" w:eastAsia="Times New Roman" w:hAnsi="Segoe UI" w:cs="Segoe UI"/>
           <w:color w:val="000000"/>
-        </w:rPr>
-      </w:pPr>
-      <w:r>
-        <w:rPr>
-          <w:rFonts w:ascii="Segoe UI" w:eastAsia="Lucida Sans Unicode" w:hAnsi="Segoe UI" w:cs="Segoe UI"/>
-          <w:kern w:val="2"/>
+          <w:sz w:val="20"/>
+          <w:szCs w:val="20"/>
+        </w:rPr>
+      </w:pPr>
+      <w:r>
+        <w:rPr>
+          <w:rFonts w:ascii="Segoe UI" w:eastAsia="Lucida Sans Unicode" w:hAnsi="Segoe UI" w:cs="Segoe UI"/>
+          <w:kern w:val="2"/>
+          <w:sz w:val="20"/>
+          <w:szCs w:val="20"/>
           <w:lang w:val="fr-FR"/>
         </w:rPr>
         <w:tab/>
@@ -398,6 +494,8 @@
         <w:rPr>
           <w:rFonts w:ascii="Segoe UI" w:eastAsia="Lucida Sans Unicode" w:hAnsi="Segoe UI" w:cs="Segoe UI"/>
           <w:kern w:val="2"/>
+          <w:sz w:val="20"/>
+          <w:szCs w:val="20"/>
           <w:lang w:val="fr-FR"/>
         </w:rPr>
         <w:tab/>
@@ -406,6 +504,8 @@
         <w:rPr>
           <w:rFonts w:ascii="Segoe UI" w:eastAsia="Lucida Sans Unicode" w:hAnsi="Segoe UI" w:cs="Segoe UI"/>
           <w:kern w:val="2"/>
+          <w:sz w:val="20"/>
+          <w:szCs w:val="20"/>
           <w:lang w:val="fr-FR"/>
         </w:rPr>
         <w:tab/>
@@ -414,6 +514,8 @@
         <w:rPr>
           <w:rFonts w:ascii="Segoe UI" w:eastAsia="Lucida Sans Unicode" w:hAnsi="Segoe UI" w:cs="Segoe UI"/>
           <w:kern w:val="2"/>
+          <w:sz w:val="20"/>
+          <w:szCs w:val="20"/>
           <w:lang w:val="fr-FR"/>
         </w:rPr>
         <w:tab/>
@@ -422,6 +524,8 @@
         <w:rPr>
           <w:rFonts w:ascii="Segoe UI" w:eastAsia="Lucida Sans Unicode" w:hAnsi="Segoe UI" w:cs="Segoe UI"/>
           <w:kern w:val="2"/>
+          <w:sz w:val="20"/>
+          <w:szCs w:val="20"/>
           <w:lang w:val="fr-FR"/>
         </w:rPr>
         <w:tab/>
@@ -436,6 +540,8 @@
           <w:rFonts w:ascii="Segoe UI" w:eastAsia="Lucida Sans Unicode" w:hAnsi="Segoe UI" w:cs="Segoe UI"/>
           <w:b/>
           <w:kern w:val="2"/>
+          <w:sz w:val="20"/>
+          <w:szCs w:val="20"/>
           <w:u w:val="single"/>
         </w:rPr>
       </w:pPr>
@@ -444,6 +550,8 @@
           <w:rFonts w:ascii="Segoe UI" w:eastAsia="Lucida Sans Unicode" w:hAnsi="Segoe UI" w:cs="Segoe UI"/>
           <w:b/>
           <w:kern w:val="2"/>
+          <w:sz w:val="20"/>
+          <w:szCs w:val="20"/>
           <w:u w:val="single"/>
         </w:rPr>
         <w:t xml:space="preserve">RE: </w:t>
@@ -453,6 +561,8 @@
           <w:rFonts w:ascii="Segoe UI" w:eastAsia="Lucida Sans Unicode" w:hAnsi="Segoe UI" w:cs="Segoe UI"/>
           <w:b/>
           <w:kern w:val="2"/>
+          <w:sz w:val="20"/>
+          <w:szCs w:val="20"/>
           <w:u w:val="single"/>
         </w:rPr>
         <w:t>ARREARS ON ACCOUNT NUMBER</w:t>
@@ -462,6 +572,8 @@
           <w:rFonts w:ascii="Segoe UI" w:eastAsia="Lucida Sans Unicode" w:hAnsi="Segoe UI" w:cs="Segoe UI"/>
           <w:b/>
           <w:kern w:val="2"/>
+          <w:sz w:val="20"/>
+          <w:szCs w:val="20"/>
           <w:u w:val="single"/>
         </w:rPr>
         <w:t xml:space="preserve"> </w:t>
@@ -471,6 +583,8 @@
           <w:rFonts w:ascii="Segoe UI" w:eastAsia="Lucida Sans Unicode" w:hAnsi="Segoe UI" w:cs="Segoe UI"/>
           <w:b/>
           <w:kern w:val="2"/>
+          <w:sz w:val="20"/>
+          <w:szCs w:val="20"/>
           <w:u w:val="single"/>
         </w:rPr>
         <w:t>{#</w:t>
@@ -481,6 +595,8 @@
           <w:rFonts w:ascii="Segoe UI" w:eastAsia="Lucida Sans Unicode" w:hAnsi="Segoe UI" w:cs="Segoe UI"/>
           <w:b/>
           <w:kern w:val="2"/>
+          <w:sz w:val="20"/>
+          <w:szCs w:val="20"/>
           <w:u w:val="single"/>
         </w:rPr>
         <w:t>customer}{</w:t>
@@ -491,6 +607,8 @@
           <w:rFonts w:ascii="Segoe UI" w:eastAsia="Lucida Sans Unicode" w:hAnsi="Segoe UI" w:cs="Segoe UI"/>
           <w:b/>
           <w:kern w:val="2"/>
+          <w:sz w:val="20"/>
+          <w:szCs w:val="20"/>
           <w:u w:val="single"/>
         </w:rPr>
         <w:t>account_</w:t>
@@ -501,6 +619,8 @@
           <w:rFonts w:ascii="Segoe UI" w:eastAsia="Lucida Sans Unicode" w:hAnsi="Segoe UI" w:cs="Segoe UI"/>
           <w:b/>
           <w:kern w:val="2"/>
+          <w:sz w:val="20"/>
+          <w:szCs w:val="20"/>
           <w:u w:val="single"/>
         </w:rPr>
         <w:t>number}</w:t>
@@ -510,6 +630,8 @@
           <w:rFonts w:ascii="Segoe UI" w:eastAsia="Lucida Sans Unicode" w:hAnsi="Segoe UI" w:cs="Segoe UI"/>
           <w:b/>
           <w:kern w:val="2"/>
+          <w:sz w:val="20"/>
+          <w:szCs w:val="20"/>
           <w:u w:val="single"/>
         </w:rPr>
         <w:t>{</w:t>
@@ -520,6 +642,8 @@
           <w:rFonts w:ascii="Segoe UI" w:eastAsia="Lucida Sans Unicode" w:hAnsi="Segoe UI" w:cs="Segoe UI"/>
           <w:b/>
           <w:kern w:val="2"/>
+          <w:sz w:val="20"/>
+          <w:szCs w:val="20"/>
           <w:u w:val="single"/>
         </w:rPr>
         <w:t>/customer}</w:t>
@@ -529,6 +653,8 @@
           <w:rFonts w:ascii="Segoe UI" w:eastAsia="Lucida Sans Unicode" w:hAnsi="Segoe UI" w:cs="Segoe UI"/>
           <w:b/>
           <w:kern w:val="2"/>
+          <w:sz w:val="20"/>
+          <w:szCs w:val="20"/>
           <w:u w:val="single"/>
         </w:rPr>
         <w:t xml:space="preserve"> OF KES. </w:t>
@@ -538,6 +664,8 @@
           <w:rFonts w:ascii="Segoe UI" w:eastAsia="Lucida Sans Unicode" w:hAnsi="Segoe UI" w:cs="Segoe UI"/>
           <w:b/>
           <w:kern w:val="2"/>
+          <w:sz w:val="20"/>
+          <w:szCs w:val="20"/>
           <w:u w:val="single"/>
         </w:rPr>
         <w:t>{#</w:t>
@@ -548,6 +676,8 @@
           <w:rFonts w:ascii="Segoe UI" w:eastAsia="Lucida Sans Unicode" w:hAnsi="Segoe UI" w:cs="Segoe UI"/>
           <w:b/>
           <w:kern w:val="2"/>
+          <w:sz w:val="20"/>
+          <w:szCs w:val="20"/>
           <w:u w:val="single"/>
         </w:rPr>
         <w:t>loan}{</w:t>
@@ -558,6 +688,8 @@
           <w:rFonts w:ascii="Segoe UI" w:eastAsia="Lucida Sans Unicode" w:hAnsi="Segoe UI" w:cs="Segoe UI"/>
           <w:b/>
           <w:kern w:val="2"/>
+          <w:sz w:val="20"/>
+          <w:szCs w:val="20"/>
           <w:u w:val="single"/>
         </w:rPr>
         <w:t>arrears_</w:t>
@@ -568,6 +700,8 @@
           <w:rFonts w:ascii="Segoe UI" w:eastAsia="Lucida Sans Unicode" w:hAnsi="Segoe UI" w:cs="Segoe UI"/>
           <w:b/>
           <w:kern w:val="2"/>
+          <w:sz w:val="20"/>
+          <w:szCs w:val="20"/>
           <w:u w:val="single"/>
         </w:rPr>
         <w:t>amount}{</w:t>
@@ -578,6 +712,8 @@
           <w:rFonts w:ascii="Segoe UI" w:eastAsia="Lucida Sans Unicode" w:hAnsi="Segoe UI" w:cs="Segoe UI"/>
           <w:b/>
           <w:kern w:val="2"/>
+          <w:sz w:val="20"/>
+          <w:szCs w:val="20"/>
           <w:u w:val="single"/>
         </w:rPr>
         <w:t>/loan}</w:t>
@@ -587,6 +723,8 @@
           <w:rFonts w:ascii="Segoe UI" w:eastAsia="Lucida Sans Unicode" w:hAnsi="Segoe UI" w:cs="Segoe UI"/>
           <w:b/>
           <w:kern w:val="2"/>
+          <w:sz w:val="20"/>
+          <w:szCs w:val="20"/>
           <w:u w:val="single"/>
         </w:rPr>
         <w:t xml:space="preserve"> AS AT </w:t>
@@ -596,6 +734,8 @@
           <w:rFonts w:ascii="Segoe UI" w:eastAsia="Lucida Sans Unicode" w:hAnsi="Segoe UI" w:cs="Segoe UI"/>
           <w:b/>
           <w:kern w:val="2"/>
+          <w:sz w:val="20"/>
+          <w:szCs w:val="20"/>
           <w:u w:val="single"/>
         </w:rPr>
         <w:t>{date}</w:t>
@@ -610,6 +750,8 @@
         <w:rPr>
           <w:rFonts w:ascii="Segoe UI" w:eastAsia="Lucida Sans Unicode" w:hAnsi="Segoe UI" w:cs="Segoe UI"/>
           <w:kern w:val="2"/>
+          <w:sz w:val="20"/>
+          <w:szCs w:val="20"/>
         </w:rPr>
       </w:pPr>
     </w:p>
@@ -622,12 +764,16 @@
         <w:rPr>
           <w:rFonts w:ascii="Segoe UI" w:eastAsia="Lucida Sans Unicode" w:hAnsi="Segoe UI" w:cs="Segoe UI"/>
           <w:kern w:val="2"/>
-        </w:rPr>
-      </w:pPr>
-      <w:r>
-        <w:rPr>
-          <w:rFonts w:ascii="Segoe UI" w:eastAsia="Lucida Sans Unicode" w:hAnsi="Segoe UI" w:cs="Segoe UI"/>
-          <w:kern w:val="2"/>
+          <w:sz w:val="20"/>
+          <w:szCs w:val="20"/>
+        </w:rPr>
+      </w:pPr>
+      <w:r>
+        <w:rPr>
+          <w:rFonts w:ascii="Segoe UI" w:eastAsia="Lucida Sans Unicode" w:hAnsi="Segoe UI" w:cs="Segoe UI"/>
+          <w:kern w:val="2"/>
+          <w:sz w:val="20"/>
+          <w:szCs w:val="20"/>
         </w:rPr>
         <w:t xml:space="preserve">The above matter </w:t>
       </w:r>
@@ -636,6 +782,8 @@
         <w:rPr>
           <w:rFonts w:ascii="Segoe UI" w:eastAsia="Lucida Sans Unicode" w:hAnsi="Segoe UI" w:cs="Segoe UI"/>
           <w:kern w:val="2"/>
+          <w:sz w:val="20"/>
+          <w:szCs w:val="20"/>
         </w:rPr>
         <w:t>refers,</w:t>
       </w:r>
@@ -645,77 +793,43 @@
       <w:pPr>
         <w:widowControl w:val="0"/>
         <w:suppressAutoHyphens/>
-        <w:spacing w:after="0" w:line="240" w:lineRule="auto"/>
+        <w:spacing w:before="240" w:after="0" w:line="240" w:lineRule="auto"/>
         <w:jc w:val="both"/>
         <w:rPr>
           <w:rFonts w:ascii="Segoe UI" w:eastAsia="Lucida Sans Unicode" w:hAnsi="Segoe UI" w:cs="Segoe UI"/>
           <w:kern w:val="2"/>
-        </w:rPr>
-      </w:pPr>
-    </w:p>
-    <w:tbl>
-      <w:tblPr>
-        <w:tblW w:w="10890" w:type="dxa"/>
-        <w:tblCellSpacing w:w="15" w:type="dxa"/>
-        <w:tblLook w:val="04A0" w:firstRow="1" w:lastRow="0" w:firstColumn="1" w:lastColumn="0" w:noHBand="0" w:noVBand="1"/>
-      </w:tblPr>
-      <w:tblGrid>
-        <w:gridCol w:w="10809"/>
-        <w:gridCol w:w="81"/>
-      </w:tblGrid>
-      <w:tr>
-        <w:trPr>
-          <w:tblCellSpacing w:w="15" w:type="dxa"/>
-        </w:trPr>
-        <w:tc>
-          <w:tcPr>
-            <w:tcW w:w="0" w:type="auto"/>
-            <w:tcMar>
-              <w:top w:w="15" w:type="dxa"/>
-              <w:left w:w="15" w:type="dxa"/>
-              <w:bottom w:w="15" w:type="dxa"/>
-              <w:right w:w="15" w:type="dxa"/>
-            </w:tcMar>
-            <w:vAlign w:val="center"/>
-          </w:tcPr>
-          <w:p>
-            <w:pPr>
-              <w:spacing w:after="0"/>
-              <w:rPr>
-                <w:rFonts w:ascii="Segoe UI" w:eastAsia="Times New Roman" w:hAnsi="Segoe UI" w:cs="Segoe UI"/>
-              </w:rPr>
-            </w:pPr>
-            <w:r>
-              <w:rPr>
-                <w:rFonts w:ascii="Segoe UI" w:eastAsia="Lucida Sans Unicode" w:hAnsi="Segoe UI" w:cs="Segoe UI"/>
-                <w:kern w:val="2"/>
-              </w:rPr>
-              <w:t>We wish to notify you that you have breached terms of the letter of offer by defaulting in repaying your monthly repayments and as such your account is in arrears as indicated below:</w:t>
-            </w:r>
-          </w:p>
-        </w:tc>
-        <w:tc>
-          <w:tcPr>
-            <w:tcW w:w="0" w:type="auto"/>
-            <w:tcMar>
-              <w:top w:w="15" w:type="dxa"/>
-              <w:left w:w="15" w:type="dxa"/>
-              <w:bottom w:w="15" w:type="dxa"/>
-              <w:right w:w="15" w:type="dxa"/>
-            </w:tcMar>
-            <w:vAlign w:val="center"/>
-          </w:tcPr>
-          <w:p>
-            <w:pPr>
-              <w:spacing w:after="0"/>
-              <w:rPr>
-                <w:rFonts w:ascii="Segoe UI" w:eastAsia="Times New Roman" w:hAnsi="Segoe UI" w:cs="Segoe UI"/>
-              </w:rPr>
-            </w:pPr>
-          </w:p>
-        </w:tc>
-      </w:tr>
-    </w:tbl>
+          <w:sz w:val="20"/>
+          <w:szCs w:val="20"/>
+        </w:rPr>
+      </w:pPr>
+      <w:r>
+        <w:rPr>
+          <w:rFonts w:ascii="Segoe UI" w:eastAsia="Lucida Sans Unicode" w:hAnsi="Segoe UI" w:cs="Segoe UI"/>
+          <w:kern w:val="2"/>
+          <w:sz w:val="20"/>
+          <w:szCs w:val="20"/>
+        </w:rPr>
+        <w:t>We wish to notify you that you have breached terms of the letter of offer by defaulting in repaying your monthly</w:t>
+      </w:r>
+      <w:r>
+        <w:rPr>
+          <w:rFonts w:ascii="Segoe UI" w:eastAsia="Lucida Sans Unicode" w:hAnsi="Segoe UI" w:cs="Segoe UI"/>
+          <w:kern w:val="2"/>
+          <w:sz w:val="20"/>
+          <w:szCs w:val="20"/>
+        </w:rPr>
+        <w:t xml:space="preserve"> </w:t>
+      </w:r>
+      <w:r>
+        <w:rPr>
+          <w:rFonts w:ascii="Segoe UI" w:eastAsia="Lucida Sans Unicode" w:hAnsi="Segoe UI" w:cs="Segoe UI"/>
+          <w:kern w:val="2"/>
+          <w:sz w:val="20"/>
+          <w:szCs w:val="20"/>
+        </w:rPr>
+        <w:t>repayments and as such your account is in arrears as indicated below:</w:t>
+      </w:r>
+    </w:p>
     <w:p>
       <w:pPr>
         <w:widowControl w:val="0"/>
@@ -725,6 +839,8 @@
         <w:rPr>
           <w:rFonts w:ascii="Segoe UI" w:eastAsia="Lucida Sans Unicode" w:hAnsi="Segoe UI" w:cs="Segoe UI"/>
           <w:kern w:val="2"/>
+          <w:sz w:val="20"/>
+          <w:szCs w:val="20"/>
         </w:rPr>
       </w:pPr>
     </w:p>
@@ -743,7 +859,7 @@
       <w:tr>
         <w:tc>
           <w:tcPr>
-            <w:tcW w:w="2335" w:type="dxa"/>
+            <w:tcW w:w="2993" w:type="dxa"/>
             <w:tcBorders>
               <w:top w:val="single" w:sz="4" w:space="0" w:color="auto"/>
               <w:left w:val="single" w:sz="4" w:space="0" w:color="auto"/>
@@ -761,6 +877,8 @@
                 <w:rFonts w:ascii="Segoe UI" w:eastAsia="Lucida Sans Unicode" w:hAnsi="Segoe UI" w:cs="Segoe UI"/>
                 <w:b/>
                 <w:kern w:val="2"/>
+                <w:sz w:val="20"/>
+                <w:szCs w:val="20"/>
               </w:rPr>
             </w:pPr>
             <w:r>
@@ -768,6 +886,8 @@
                 <w:rFonts w:ascii="Segoe UI" w:eastAsia="Lucida Sans Unicode" w:hAnsi="Segoe UI" w:cs="Segoe UI"/>
                 <w:b/>
                 <w:kern w:val="2"/>
+                <w:sz w:val="20"/>
+                <w:szCs w:val="20"/>
               </w:rPr>
               <w:t>A/c Number</w:t>
             </w:r>
@@ -775,7 +895,7 @@
         </w:tc>
         <w:tc>
           <w:tcPr>
-            <w:tcW w:w="2336" w:type="dxa"/>
+            <w:tcW w:w="2456" w:type="dxa"/>
             <w:tcBorders>
               <w:top w:val="single" w:sz="4" w:space="0" w:color="auto"/>
               <w:left w:val="single" w:sz="4" w:space="0" w:color="auto"/>
@@ -793,6 +913,8 @@
                 <w:rFonts w:ascii="Segoe UI" w:eastAsia="Lucida Sans Unicode" w:hAnsi="Segoe UI" w:cs="Segoe UI"/>
                 <w:b/>
                 <w:kern w:val="2"/>
+                <w:sz w:val="20"/>
+                <w:szCs w:val="20"/>
               </w:rPr>
             </w:pPr>
             <w:r>
@@ -800,6 +922,8 @@
                 <w:rFonts w:ascii="Segoe UI" w:eastAsia="Lucida Sans Unicode" w:hAnsi="Segoe UI" w:cs="Segoe UI"/>
                 <w:b/>
                 <w:kern w:val="2"/>
+                <w:sz w:val="20"/>
+                <w:szCs w:val="20"/>
               </w:rPr>
               <w:t>Outstanding Balance</w:t>
             </w:r>
@@ -807,7 +931,7 @@
         </w:tc>
         <w:tc>
           <w:tcPr>
-            <w:tcW w:w="2340" w:type="dxa"/>
+            <w:tcW w:w="2162" w:type="dxa"/>
             <w:tcBorders>
               <w:top w:val="single" w:sz="4" w:space="0" w:color="auto"/>
               <w:left w:val="single" w:sz="4" w:space="0" w:color="auto"/>
@@ -825,6 +949,8 @@
                 <w:rFonts w:ascii="Segoe UI" w:eastAsia="Lucida Sans Unicode" w:hAnsi="Segoe UI" w:cs="Segoe UI"/>
                 <w:b/>
                 <w:kern w:val="2"/>
+                <w:sz w:val="20"/>
+                <w:szCs w:val="20"/>
               </w:rPr>
             </w:pPr>
             <w:r>
@@ -832,6 +958,8 @@
                 <w:rFonts w:ascii="Segoe UI" w:eastAsia="Lucida Sans Unicode" w:hAnsi="Segoe UI" w:cs="Segoe UI"/>
                 <w:b/>
                 <w:kern w:val="2"/>
+                <w:sz w:val="20"/>
+                <w:szCs w:val="20"/>
               </w:rPr>
               <w:t>Arrears Amount</w:t>
             </w:r>
@@ -839,7 +967,7 @@
         </w:tc>
         <w:tc>
           <w:tcPr>
-            <w:tcW w:w="2339" w:type="dxa"/>
+            <w:tcW w:w="1739" w:type="dxa"/>
             <w:tcBorders>
               <w:top w:val="single" w:sz="4" w:space="0" w:color="auto"/>
               <w:left w:val="single" w:sz="4" w:space="0" w:color="auto"/>
@@ -852,11 +980,12 @@
             <w:pPr>
               <w:widowControl w:val="0"/>
               <w:suppressAutoHyphens/>
-              <w:jc w:val="both"/>
               <w:rPr>
                 <w:rFonts w:ascii="Segoe UI" w:eastAsia="Lucida Sans Unicode" w:hAnsi="Segoe UI" w:cs="Segoe UI"/>
                 <w:b/>
                 <w:kern w:val="2"/>
+                <w:sz w:val="20"/>
+                <w:szCs w:val="20"/>
               </w:rPr>
             </w:pPr>
             <w:r>
@@ -864,6 +993,8 @@
                 <w:rFonts w:ascii="Segoe UI" w:eastAsia="Lucida Sans Unicode" w:hAnsi="Segoe UI" w:cs="Segoe UI"/>
                 <w:b/>
                 <w:kern w:val="2"/>
+                <w:sz w:val="20"/>
+                <w:szCs w:val="20"/>
               </w:rPr>
               <w:t>Days In Arrears</w:t>
             </w:r>
@@ -873,7 +1004,7 @@
       <w:tr>
         <w:tc>
           <w:tcPr>
-            <w:tcW w:w="2335" w:type="dxa"/>
+            <w:tcW w:w="2993" w:type="dxa"/>
             <w:tcBorders>
               <w:top w:val="single" w:sz="4" w:space="0" w:color="auto"/>
               <w:left w:val="single" w:sz="4" w:space="0" w:color="auto"/>
@@ -889,12 +1020,16 @@
               <w:rPr>
                 <w:rFonts w:ascii="Segoe UI" w:eastAsia="Lucida Sans Unicode" w:hAnsi="Segoe UI" w:cs="Segoe UI"/>
                 <w:kern w:val="2"/>
+                <w:sz w:val="20"/>
+                <w:szCs w:val="20"/>
               </w:rPr>
             </w:pPr>
             <w:r>
               <w:rPr>
                 <w:rFonts w:ascii="Segoe UI" w:eastAsia="Lucida Sans Unicode" w:hAnsi="Segoe UI" w:cs="Segoe UI"/>
                 <w:kern w:val="2"/>
+                <w:sz w:val="20"/>
+                <w:szCs w:val="20"/>
               </w:rPr>
               <w:t>{#</w:t>
             </w:r>
@@ -903,6 +1038,8 @@
               <w:rPr>
                 <w:rFonts w:ascii="Segoe UI" w:eastAsia="Lucida Sans Unicode" w:hAnsi="Segoe UI" w:cs="Segoe UI"/>
                 <w:kern w:val="2"/>
+                <w:sz w:val="20"/>
+                <w:szCs w:val="20"/>
               </w:rPr>
               <w:t>customer}</w:t>
             </w:r>
@@ -910,6 +1047,8 @@
               <w:rPr>
                 <w:rFonts w:ascii="Segoe UI" w:eastAsia="Lucida Sans Unicode" w:hAnsi="Segoe UI" w:cs="Segoe UI"/>
                 <w:kern w:val="2"/>
+                <w:sz w:val="20"/>
+                <w:szCs w:val="20"/>
               </w:rPr>
               <w:t>{</w:t>
             </w:r>
@@ -918,6 +1057,8 @@
               <w:rPr>
                 <w:rFonts w:ascii="Segoe UI" w:eastAsia="Lucida Sans Unicode" w:hAnsi="Segoe UI" w:cs="Segoe UI"/>
                 <w:kern w:val="2"/>
+                <w:sz w:val="20"/>
+                <w:szCs w:val="20"/>
               </w:rPr>
               <w:t>account_</w:t>
             </w:r>
@@ -926,6 +1067,8 @@
               <w:rPr>
                 <w:rFonts w:ascii="Segoe UI" w:eastAsia="Lucida Sans Unicode" w:hAnsi="Segoe UI" w:cs="Segoe UI"/>
                 <w:kern w:val="2"/>
+                <w:sz w:val="20"/>
+                <w:szCs w:val="20"/>
               </w:rPr>
               <w:t>number}</w:t>
             </w:r>
@@ -933,6 +1076,8 @@
               <w:rPr>
                 <w:rFonts w:ascii="Segoe UI" w:eastAsia="Lucida Sans Unicode" w:hAnsi="Segoe UI" w:cs="Segoe UI"/>
                 <w:kern w:val="2"/>
+                <w:sz w:val="20"/>
+                <w:szCs w:val="20"/>
               </w:rPr>
               <w:t>{</w:t>
             </w:r>
@@ -941,6 +1086,8 @@
               <w:rPr>
                 <w:rFonts w:ascii="Segoe UI" w:eastAsia="Lucida Sans Unicode" w:hAnsi="Segoe UI" w:cs="Segoe UI"/>
                 <w:kern w:val="2"/>
+                <w:sz w:val="20"/>
+                <w:szCs w:val="20"/>
               </w:rPr>
               <w:t>/customer}</w:t>
             </w:r>
@@ -948,7 +1095,7 @@
         </w:tc>
         <w:tc>
           <w:tcPr>
-            <w:tcW w:w="2336" w:type="dxa"/>
+            <w:tcW w:w="2456" w:type="dxa"/>
             <w:tcBorders>
               <w:top w:val="single" w:sz="4" w:space="0" w:color="auto"/>
               <w:left w:val="single" w:sz="4" w:space="0" w:color="auto"/>
@@ -964,32 +1111,54 @@
               <w:rPr>
                 <w:rFonts w:ascii="Segoe UI" w:eastAsia="Lucida Sans Unicode" w:hAnsi="Segoe UI" w:cs="Segoe UI"/>
                 <w:kern w:val="2"/>
+                <w:sz w:val="20"/>
+                <w:szCs w:val="20"/>
               </w:rPr>
             </w:pPr>
             <w:r>
+              <w:rPr>
+                <w:sz w:val="20"/>
+                <w:szCs w:val="20"/>
+              </w:rPr>
               <w:t>{#</w:t>
             </w:r>
             <w:proofErr w:type="gramStart"/>
             <w:r>
+              <w:rPr>
+                <w:sz w:val="20"/>
+                <w:szCs w:val="20"/>
+              </w:rPr>
               <w:t>loan}{</w:t>
             </w:r>
             <w:proofErr w:type="gramEnd"/>
             <w:r>
+              <w:rPr>
+                <w:sz w:val="20"/>
+                <w:szCs w:val="20"/>
+              </w:rPr>
               <w:t>outstanding_</w:t>
             </w:r>
             <w:proofErr w:type="gramStart"/>
             <w:r>
+              <w:rPr>
+                <w:sz w:val="20"/>
+                <w:szCs w:val="20"/>
+              </w:rPr>
               <w:t>balance}{</w:t>
             </w:r>
             <w:proofErr w:type="gramEnd"/>
             <w:r>
+              <w:rPr>
+                <w:sz w:val="20"/>
+                <w:szCs w:val="20"/>
+              </w:rPr>
               <w:t>/loan}</w:t>
             </w:r>
           </w:p>
         </w:tc>
         <w:tc>
           <w:tcPr>
-            <w:tcW w:w="2340" w:type="dxa"/>
+            <w:tcW w:w="2162" w:type="dxa"/>
             <w:tcBorders>
               <w:top w:val="single" w:sz="4" w:space="0" w:color="auto"/>
               <w:left w:val="single" w:sz="4" w:space="0" w:color="auto"/>
@@ -1005,32 +1174,54 @@
               <w:rPr>
                 <w:rFonts w:ascii="Segoe UI" w:eastAsia="Lucida Sans Unicode" w:hAnsi="Segoe UI" w:cs="Segoe UI"/>
                 <w:kern w:val="2"/>
+                <w:sz w:val="20"/>
+                <w:szCs w:val="20"/>
               </w:rPr>
             </w:pPr>
             <w:r>
+              <w:rPr>
+                <w:sz w:val="20"/>
+                <w:szCs w:val="20"/>
+              </w:rPr>
               <w:t>{#</w:t>
             </w:r>
             <w:proofErr w:type="gramStart"/>
             <w:r>
+              <w:rPr>
+                <w:sz w:val="20"/>
+                <w:szCs w:val="20"/>
+              </w:rPr>
               <w:t>loan}{</w:t>
             </w:r>
             <w:proofErr w:type="gramEnd"/>
             <w:r>
+              <w:rPr>
+                <w:sz w:val="20"/>
+                <w:szCs w:val="20"/>
+              </w:rPr>
               <w:t>arrears_</w:t>
             </w:r>
             <w:proofErr w:type="gramStart"/>
             <w:r>
+              <w:rPr>
+                <w:sz w:val="20"/>
+                <w:szCs w:val="20"/>
+              </w:rPr>
               <w:t>amount}{</w:t>
             </w:r>
             <w:proofErr w:type="gramEnd"/>
             <w:r>
+              <w:rPr>
+                <w:sz w:val="20"/>
+                <w:szCs w:val="20"/>
+              </w:rPr>
               <w:t>/loan}</w:t>
             </w:r>
           </w:p>
         </w:tc>
         <w:tc>
           <w:tcPr>
-            <w:tcW w:w="2339" w:type="dxa"/>
+            <w:tcW w:w="1739" w:type="dxa"/>
             <w:tcBorders>
               <w:top w:val="single" w:sz="4" w:space="0" w:color="auto"/>
               <w:left w:val="single" w:sz="4" w:space="0" w:color="auto"/>
@@ -1049,23 +1240,39 @@
               <w:rPr>
                 <w:rFonts w:ascii="Segoe UI" w:eastAsia="Lucida Sans Unicode" w:hAnsi="Segoe UI" w:cs="Segoe UI"/>
                 <w:kern w:val="2"/>
+                <w:sz w:val="20"/>
+                <w:szCs w:val="20"/>
               </w:rPr>
             </w:pPr>
             <w:r>
+              <w:rPr>
+                <w:sz w:val="20"/>
+                <w:szCs w:val="20"/>
+              </w:rPr>
               <w:t>{#</w:t>
             </w:r>
             <w:proofErr w:type="gramStart"/>
             <w:r>
+              <w:rPr>
+                <w:sz w:val="20"/>
+                <w:szCs w:val="20"/>
+              </w:rPr>
               <w:t>loan}{</w:t>
             </w:r>
             <w:proofErr w:type="gramEnd"/>
             <w:r>
+              <w:rPr>
+                <w:sz w:val="20"/>
+                <w:szCs w:val="20"/>
+              </w:rPr>
               <w:t>daysinarr}{/loan}</w:t>
             </w:r>
             <w:r>
               <w:rPr>
                 <w:rFonts w:ascii="Segoe UI" w:eastAsia="Lucida Sans Unicode" w:hAnsi="Segoe UI" w:cs="Segoe UI"/>
                 <w:kern w:val="2"/>
+                <w:sz w:val="20"/>
+                <w:szCs w:val="20"/>
               </w:rPr>
               <w:tab/>
             </w:r>
@@ -1082,6 +1289,8 @@
         <w:rPr>
           <w:rFonts w:ascii="Segoe UI" w:eastAsia="Lucida Sans Unicode" w:hAnsi="Segoe UI" w:cs="Segoe UI"/>
           <w:kern w:val="2"/>
+          <w:sz w:val="20"/>
+          <w:szCs w:val="20"/>
         </w:rPr>
       </w:pPr>
     </w:p>
@@ -1094,12 +1303,16 @@
         <w:rPr>
           <w:rFonts w:ascii="Segoe UI" w:eastAsia="Lucida Sans Unicode" w:hAnsi="Segoe UI" w:cs="Segoe UI"/>
           <w:kern w:val="2"/>
-        </w:rPr>
-      </w:pPr>
-      <w:r>
-        <w:rPr>
-          <w:rFonts w:ascii="Segoe UI" w:eastAsia="Lucida Sans Unicode" w:hAnsi="Segoe UI" w:cs="Segoe UI"/>
-          <w:kern w:val="2"/>
+          <w:sz w:val="20"/>
+          <w:szCs w:val="20"/>
+        </w:rPr>
+      </w:pPr>
+      <w:r>
+        <w:rPr>
+          <w:rFonts w:ascii="Segoe UI" w:eastAsia="Lucida Sans Unicode" w:hAnsi="Segoe UI" w:cs="Segoe UI"/>
+          <w:kern w:val="2"/>
+          <w:sz w:val="20"/>
+          <w:szCs w:val="20"/>
         </w:rPr>
         <w:t xml:space="preserve">Your account which continues to accrue interest at </w:t>
       </w:r>
@@ -1111,6 +1324,8 @@
           <w:i/>
           <w:iCs/>
           <w:kern w:val="2"/>
+          <w:sz w:val="20"/>
+          <w:szCs w:val="20"/>
         </w:rPr>
         <w:t>{#</w:t>
       </w:r>
@@ -1123,6 +1338,8 @@
           <w:i/>
           <w:iCs/>
           <w:kern w:val="2"/>
+          <w:sz w:val="20"/>
+          <w:szCs w:val="20"/>
         </w:rPr>
         <w:t>loan}{</w:t>
       </w:r>
@@ -1135,6 +1352,8 @@
           <w:i/>
           <w:iCs/>
           <w:kern w:val="2"/>
+          <w:sz w:val="20"/>
+          <w:szCs w:val="20"/>
         </w:rPr>
         <w:t>interest_</w:t>
       </w:r>
@@ -1147,6 +1366,8 @@
           <w:i/>
           <w:iCs/>
           <w:kern w:val="2"/>
+          <w:sz w:val="20"/>
+          <w:szCs w:val="20"/>
         </w:rPr>
         <w:t>rate}{</w:t>
       </w:r>
@@ -1159,6 +1380,8 @@
           <w:i/>
           <w:iCs/>
           <w:kern w:val="2"/>
+          <w:sz w:val="20"/>
+          <w:szCs w:val="20"/>
         </w:rPr>
         <w:t>/loan}</w:t>
       </w:r>
@@ -1166,6 +1389,8 @@
         <w:rPr>
           <w:rFonts w:ascii="Segoe UI" w:eastAsia="Lucida Sans Unicode" w:hAnsi="Segoe UI" w:cs="Segoe UI"/>
           <w:kern w:val="2"/>
+          <w:sz w:val="20"/>
+          <w:szCs w:val="20"/>
         </w:rPr>
         <w:t xml:space="preserve"> per annum, </w:t>
       </w:r>
@@ -1173,12 +1398,16 @@
         <w:rPr>
           <w:rFonts w:ascii="Segoe UI" w:eastAsia="Lucida Sans Unicode" w:hAnsi="Segoe UI" w:cs="Segoe UI"/>
           <w:kern w:val="2"/>
+          <w:sz w:val="20"/>
+          <w:szCs w:val="20"/>
         </w:rPr>
         <w:t xml:space="preserve">until </w:t>
       </w:r>
       <w:r>
         <w:rPr>
           <w:rFonts w:ascii="Segoe UI" w:hAnsi="Segoe UI" w:cs="Segoe UI"/>
+          <w:sz w:val="20"/>
+          <w:szCs w:val="20"/>
         </w:rPr>
         <w:t xml:space="preserve">payment is made in full. </w:t>
       </w:r>
@@ -1192,6 +1421,8 @@
         <w:rPr>
           <w:rFonts w:ascii="Segoe UI" w:eastAsia="Lucida Sans Unicode" w:hAnsi="Segoe UI" w:cs="Segoe UI"/>
           <w:kern w:val="2"/>
+          <w:sz w:val="20"/>
+          <w:szCs w:val="20"/>
         </w:rPr>
       </w:pPr>
     </w:p>
@@ -1204,12 +1435,16 @@
         <w:rPr>
           <w:rFonts w:ascii="Segoe UI" w:eastAsia="Lucida Sans Unicode" w:hAnsi="Segoe UI" w:cs="Segoe UI"/>
           <w:kern w:val="2"/>
-        </w:rPr>
-      </w:pPr>
-      <w:r>
-        <w:rPr>
-          <w:rFonts w:ascii="Segoe UI" w:eastAsia="Lucida Sans Unicode" w:hAnsi="Segoe UI" w:cs="Segoe UI"/>
-          <w:kern w:val="2"/>
+          <w:sz w:val="20"/>
+          <w:szCs w:val="20"/>
+        </w:rPr>
+      </w:pPr>
+      <w:r>
+        <w:rPr>
+          <w:rFonts w:ascii="Segoe UI" w:eastAsia="Lucida Sans Unicode" w:hAnsi="Segoe UI" w:cs="Segoe UI"/>
+          <w:kern w:val="2"/>
+          <w:sz w:val="20"/>
+          <w:szCs w:val="20"/>
         </w:rPr>
         <w:t xml:space="preserve">Contrary to the General Terms and Conditions under which the facility was granted, you have not serviced your account as required. The purpose of this letter is to </w:t>
       </w:r>
@@ -1219,6 +1454,8 @@
           <w:b/>
           <w:bCs/>
           <w:kern w:val="2"/>
+          <w:sz w:val="20"/>
+          <w:szCs w:val="20"/>
           <w:u w:val="single"/>
         </w:rPr>
         <w:t>DEMAND</w:t>
@@ -1227,6 +1464,8 @@
         <w:rPr>
           <w:rFonts w:ascii="Segoe UI" w:eastAsia="Lucida Sans Unicode" w:hAnsi="Segoe UI" w:cs="Segoe UI"/>
           <w:kern w:val="2"/>
+          <w:sz w:val="20"/>
+          <w:szCs w:val="20"/>
         </w:rPr>
         <w:t xml:space="preserve"> from you, which we hereby do, the settlement of your outstanding arrears amount in our books with interest within </w:t>
       </w:r>
@@ -1235,6 +1474,8 @@
           <w:rFonts w:ascii="Segoe UI" w:eastAsia="Lucida Sans Unicode" w:hAnsi="Segoe UI" w:cs="Segoe UI"/>
           <w:b/>
           <w:kern w:val="2"/>
+          <w:sz w:val="20"/>
+          <w:szCs w:val="20"/>
         </w:rPr>
         <w:t>SEVEN (7)</w:t>
       </w:r>
@@ -1242,6 +1483,8 @@
         <w:rPr>
           <w:rFonts w:ascii="Segoe UI" w:eastAsia="Lucida Sans Unicode" w:hAnsi="Segoe UI" w:cs="Segoe UI"/>
           <w:kern w:val="2"/>
+          <w:sz w:val="20"/>
+          <w:szCs w:val="20"/>
         </w:rPr>
         <w:t xml:space="preserve"> days from the date of this letter.</w:t>
       </w:r>
@@ -1255,6 +1498,8 @@
         <w:rPr>
           <w:rFonts w:ascii="Segoe UI" w:eastAsia="Lucida Sans Unicode" w:hAnsi="Segoe UI" w:cs="Segoe UI"/>
           <w:kern w:val="2"/>
+          <w:sz w:val="20"/>
+          <w:szCs w:val="20"/>
         </w:rPr>
       </w:pPr>
     </w:p>
@@ -1267,6 +1512,8 @@
         <w:rPr>
           <w:rFonts w:ascii="Segoe UI" w:eastAsia="Lucida Sans Unicode" w:hAnsi="Segoe UI" w:cs="Segoe UI"/>
           <w:kern w:val="2"/>
+          <w:sz w:val="20"/>
+          <w:szCs w:val="20"/>
         </w:rPr>
       </w:pPr>
       <w:r>
@@ -1275,6 +1522,8 @@
           <w:b/>
           <w:bCs/>
           <w:kern w:val="2"/>
+          <w:sz w:val="20"/>
+          <w:szCs w:val="20"/>
           <w:u w:val="single"/>
         </w:rPr>
         <w:t>TAKE NOTICE</w:t>
@@ -1283,36 +1532,27 @@
         <w:rPr>
           <w:rFonts w:ascii="Segoe UI" w:eastAsia="Lucida Sans Unicode" w:hAnsi="Segoe UI" w:cs="Segoe UI"/>
           <w:kern w:val="2"/>
-        </w:rPr>
-        <w:t xml:space="preserve"> therefore, that failure to receive from you the said sum </w:t>
-      </w:r>
-      <w:r>
-        <w:rPr>
-          <w:rFonts w:ascii="Segoe UI" w:eastAsia="Lucida Sans Unicode" w:hAnsi="Segoe UI" w:cs="Segoe UI"/>
-          <w:kern w:val="2"/>
-        </w:rPr>
-        <w:t xml:space="preserve">within </w:t>
-      </w:r>
-      <w:r>
-        <w:rPr>
-          <w:rFonts w:ascii="Segoe UI" w:eastAsia="Lucida Sans Unicode" w:hAnsi="Segoe UI" w:cs="Segoe UI"/>
-          <w:b/>
-          <w:kern w:val="2"/>
-        </w:rPr>
-        <w:t>SEVEN (7)</w:t>
-      </w:r>
-      <w:r>
-        <w:rPr>
-          <w:rFonts w:ascii="Segoe UI" w:eastAsia="Lucida Sans Unicode" w:hAnsi="Segoe UI" w:cs="Segoe UI"/>
-          <w:b/>
-          <w:kern w:val="2"/>
-        </w:rPr>
-        <w:t xml:space="preserve"> </w:t>
-      </w:r>
-      <w:r>
-        <w:rPr>
-          <w:rFonts w:ascii="Segoe UI" w:eastAsia="Lucida Sans Unicode" w:hAnsi="Segoe UI" w:cs="Segoe UI"/>
-          <w:kern w:val="2"/>
+          <w:sz w:val="20"/>
+          <w:szCs w:val="20"/>
+        </w:rPr>
+        <w:t xml:space="preserve"> therefore, that failure to receive from you the said sum within </w:t>
+      </w:r>
+      <w:r>
+        <w:rPr>
+          <w:rFonts w:ascii="Segoe UI" w:eastAsia="Lucida Sans Unicode" w:hAnsi="Segoe UI" w:cs="Segoe UI"/>
+          <w:b/>
+          <w:kern w:val="2"/>
+          <w:sz w:val="20"/>
+          <w:szCs w:val="20"/>
+        </w:rPr>
+        <w:t xml:space="preserve">SEVEN (7) </w:t>
+      </w:r>
+      <w:r>
+        <w:rPr>
+          <w:rFonts w:ascii="Segoe UI" w:eastAsia="Lucida Sans Unicode" w:hAnsi="Segoe UI" w:cs="Segoe UI"/>
+          <w:kern w:val="2"/>
+          <w:sz w:val="20"/>
+          <w:szCs w:val="20"/>
         </w:rPr>
         <w:t xml:space="preserve">days from the date of this letter, the Bank shall take any action necessary to recover the </w:t>
       </w:r>
@@ -1320,6 +1560,8 @@
         <w:rPr>
           <w:rFonts w:ascii="Segoe UI" w:eastAsia="Lucida Sans Unicode" w:hAnsi="Segoe UI" w:cs="Segoe UI"/>
           <w:kern w:val="2"/>
+          <w:sz w:val="20"/>
+          <w:szCs w:val="20"/>
         </w:rPr>
         <w:t>outstanding amount</w:t>
       </w:r>
@@ -1327,6 +1569,8 @@
         <w:rPr>
           <w:rFonts w:ascii="Segoe UI" w:eastAsia="Lucida Sans Unicode" w:hAnsi="Segoe UI" w:cs="Segoe UI"/>
           <w:kern w:val="2"/>
+          <w:sz w:val="20"/>
+          <w:szCs w:val="20"/>
         </w:rPr>
         <w:t>.</w:t>
       </w:r>
@@ -1340,6 +1584,8 @@
         <w:rPr>
           <w:rFonts w:ascii="Segoe UI" w:eastAsia="Lucida Sans Unicode" w:hAnsi="Segoe UI" w:cs="Segoe UI"/>
           <w:kern w:val="2"/>
+          <w:sz w:val="20"/>
+          <w:szCs w:val="20"/>
         </w:rPr>
       </w:pPr>
     </w:p>
@@ -1352,12 +1598,16 @@
         <w:rPr>
           <w:rFonts w:ascii="Segoe UI" w:eastAsia="Lucida Sans Unicode" w:hAnsi="Segoe UI" w:cs="Segoe UI"/>
           <w:kern w:val="2"/>
-        </w:rPr>
-      </w:pPr>
-      <w:r>
-        <w:rPr>
-          <w:rFonts w:ascii="Segoe UI" w:eastAsia="Lucida Sans Unicode" w:hAnsi="Segoe UI" w:cs="Segoe UI"/>
-          <w:kern w:val="2"/>
+          <w:sz w:val="20"/>
+          <w:szCs w:val="20"/>
+        </w:rPr>
+      </w:pPr>
+      <w:r>
+        <w:rPr>
+          <w:rFonts w:ascii="Segoe UI" w:eastAsia="Lucida Sans Unicode" w:hAnsi="Segoe UI" w:cs="Segoe UI"/>
+          <w:kern w:val="2"/>
+          <w:sz w:val="20"/>
+          <w:szCs w:val="20"/>
         </w:rPr>
         <w:t xml:space="preserve">AND FURTHER TAKE NOTICE that such action shall include registering and assigning this claim </w:t>
       </w:r>
@@ -1365,6 +1615,8 @@
         <w:rPr>
           <w:rFonts w:ascii="Segoe UI" w:eastAsia="Lucida Sans Unicode" w:hAnsi="Segoe UI" w:cs="Segoe UI"/>
           <w:kern w:val="2"/>
+          <w:sz w:val="20"/>
+          <w:szCs w:val="20"/>
         </w:rPr>
         <w:t>to</w:t>
       </w:r>
@@ -1372,6 +1624,8 @@
         <w:rPr>
           <w:rFonts w:ascii="Segoe UI" w:eastAsia="Lucida Sans Unicode" w:hAnsi="Segoe UI" w:cs="Segoe UI"/>
           <w:kern w:val="2"/>
+          <w:sz w:val="20"/>
+          <w:szCs w:val="20"/>
         </w:rPr>
         <w:t xml:space="preserve"> a Credit Reference Bureau </w:t>
       </w:r>
@@ -1380,6 +1634,8 @@
         <w:rPr>
           <w:rFonts w:ascii="Segoe UI" w:eastAsia="Lucida Sans Unicode" w:hAnsi="Segoe UI" w:cs="Segoe UI"/>
           <w:kern w:val="2"/>
+          <w:sz w:val="20"/>
+          <w:szCs w:val="20"/>
         </w:rPr>
         <w:t>which needless to say, shall</w:t>
       </w:r>
@@ -1388,6 +1644,8 @@
         <w:rPr>
           <w:rFonts w:ascii="Segoe UI" w:eastAsia="Lucida Sans Unicode" w:hAnsi="Segoe UI" w:cs="Segoe UI"/>
           <w:kern w:val="2"/>
+          <w:sz w:val="20"/>
+          <w:szCs w:val="20"/>
         </w:rPr>
         <w:t xml:space="preserve"> considerably hamper your credit rating.</w:t>
       </w:r>
@@ -1401,6 +1659,8 @@
         <w:rPr>
           <w:rFonts w:ascii="Segoe UI" w:eastAsia="Lucida Sans Unicode" w:hAnsi="Segoe UI" w:cs="Segoe UI"/>
           <w:kern w:val="2"/>
+          <w:sz w:val="20"/>
+          <w:szCs w:val="20"/>
         </w:rPr>
       </w:pPr>
     </w:p>
@@ -1412,6 +1672,8 @@
         <w:rPr>
           <w:rFonts w:ascii="Segoe UI" w:eastAsia="Lucida Sans Unicode" w:hAnsi="Segoe UI" w:cs="Segoe UI"/>
           <w:kern w:val="2"/>
+          <w:sz w:val="20"/>
+          <w:szCs w:val="20"/>
         </w:rPr>
       </w:pPr>
       <w:proofErr w:type="gramStart"/>
@@ -1419,6 +1681,8 @@
         <w:rPr>
           <w:rFonts w:ascii="Segoe UI" w:eastAsia="Lucida Sans Unicode" w:hAnsi="Segoe UI" w:cs="Segoe UI"/>
           <w:kern w:val="2"/>
+          <w:sz w:val="20"/>
+          <w:szCs w:val="20"/>
         </w:rPr>
         <w:t>Stand advised</w:t>
       </w:r>
@@ -1427,190 +1691,216 @@
         <w:rPr>
           <w:rFonts w:ascii="Segoe UI" w:eastAsia="Lucida Sans Unicode" w:hAnsi="Segoe UI" w:cs="Segoe UI"/>
           <w:kern w:val="2"/>
+          <w:sz w:val="20"/>
+          <w:szCs w:val="20"/>
         </w:rPr>
         <w:t xml:space="preserve"> accordingly.</w:t>
+      </w:r>
+    </w:p>
+    <w:p>
+      <w:pPr>
+        <w:widowControl w:val="0"/>
+        <w:suppressAutoHyphens/>
+        <w:spacing w:after="0" w:line="240" w:lineRule="auto"/>
+        <w:rPr>
+          <w:rFonts w:ascii="Segoe UI" w:eastAsia="Lucida Sans Unicode" w:hAnsi="Segoe UI" w:cs="Segoe UI"/>
+          <w:b/>
+          <w:kern w:val="2"/>
+        </w:rPr>
+      </w:pPr>
+      <w:r>
+        <w:rPr>
+          <w:rFonts w:ascii="Segoe UI" w:eastAsia="Lucida Sans Unicode" w:hAnsi="Segoe UI" w:cs="Segoe UI"/>
+          <w:b/>
+          <w:kern w:val="2"/>
+        </w:rPr>
+        <w:t>Yours faithfully</w:t>
+      </w:r>
+    </w:p>
+    <w:p>
+      <w:pPr>
+        <w:widowControl w:val="0"/>
+        <w:suppressAutoHyphens/>
+        <w:spacing w:after="0" w:line="240" w:lineRule="auto"/>
+        <w:rPr>
+          <w:rFonts w:ascii="Segoe UI" w:eastAsia="Lucida Sans Unicode" w:hAnsi="Segoe UI" w:cs="Segoe UI"/>
+          <w:b/>
+          <w:kern w:val="2"/>
+          <w:u w:val="single"/>
+        </w:rPr>
+      </w:pPr>
+      <w:r>
+        <w:rPr>
+          <w:rFonts w:ascii="Segoe UI" w:eastAsia="Lucida Sans Unicode" w:hAnsi="Segoe UI" w:cs="Segoe UI"/>
+          <w:b/>
+          <w:kern w:val="2"/>
+          <w:u w:val="single"/>
+        </w:rPr>
+        <w:t>For: Kingdom Bank Limited</w:t>
+      </w:r>
+    </w:p>
+    <w:p>
+      <w:pPr>
+        <w:widowControl w:val="0"/>
+        <w:suppressAutoHyphens/>
+        <w:spacing w:after="0" w:line="240" w:lineRule="auto"/>
+        <w:rPr>
+          <w:rFonts w:ascii="Segoe UI" w:eastAsia="Lucida Sans Unicode" w:hAnsi="Segoe UI" w:cs="Segoe UI"/>
+          <w:b/>
+          <w:kern w:val="2"/>
+        </w:rPr>
+      </w:pPr>
+    </w:p>
+    <w:p>
+      <w:pPr>
+        <w:widowControl w:val="0"/>
+        <w:suppressAutoHyphens/>
+        <w:spacing w:after="0" w:line="240" w:lineRule="auto"/>
+        <w:rPr>
+          <w:rFonts w:ascii="Segoe UI" w:eastAsia="Lucida Sans Unicode" w:hAnsi="Segoe UI" w:cs="Segoe UI"/>
+          <w:b/>
+          <w:kern w:val="2"/>
+          <w:sz w:val="20"/>
+          <w:szCs w:val="20"/>
+        </w:rPr>
+      </w:pPr>
+      <w:r>
+        <w:rPr>
+          <w:rFonts w:ascii="Segoe UI" w:eastAsia="Lucida Sans Unicode" w:hAnsi="Segoe UI" w:cs="Segoe UI"/>
+          <w:b/>
+          <w:kern w:val="2"/>
+          <w:sz w:val="20"/>
+          <w:szCs w:val="20"/>
+        </w:rPr>
+        <w:t xml:space="preserve">Authorized Signatory      </w:t>
+      </w:r>
+      <w:r>
+        <w:rPr>
+          <w:rFonts w:ascii="Segoe UI" w:eastAsia="Lucida Sans Unicode" w:hAnsi="Segoe UI" w:cs="Segoe UI"/>
+          <w:b/>
+          <w:kern w:val="2"/>
+          <w:sz w:val="20"/>
+          <w:szCs w:val="20"/>
+        </w:rPr>
+        <w:tab/>
+      </w:r>
+      <w:r>
+        <w:rPr>
+          <w:rFonts w:ascii="Segoe UI" w:eastAsia="Lucida Sans Unicode" w:hAnsi="Segoe UI" w:cs="Segoe UI"/>
+          <w:b/>
+          <w:kern w:val="2"/>
+          <w:sz w:val="20"/>
+          <w:szCs w:val="20"/>
+        </w:rPr>
+        <w:tab/>
+      </w:r>
+      <w:r>
+        <w:rPr>
+          <w:rFonts w:ascii="Segoe UI" w:eastAsia="Lucida Sans Unicode" w:hAnsi="Segoe UI" w:cs="Segoe UI"/>
+          <w:b/>
+          <w:kern w:val="2"/>
+          <w:sz w:val="20"/>
+          <w:szCs w:val="20"/>
+        </w:rPr>
+        <w:tab/>
+      </w:r>
+      <w:r>
+        <w:rPr>
+          <w:rFonts w:ascii="Segoe UI" w:eastAsia="Lucida Sans Unicode" w:hAnsi="Segoe UI" w:cs="Segoe UI"/>
+          <w:b/>
+          <w:kern w:val="2"/>
+          <w:sz w:val="20"/>
+          <w:szCs w:val="20"/>
+        </w:rPr>
+        <w:tab/>
+      </w:r>
+      <w:r>
+        <w:rPr>
+          <w:rFonts w:ascii="Segoe UI" w:eastAsia="Lucida Sans Unicode" w:hAnsi="Segoe UI" w:cs="Segoe UI"/>
+          <w:b/>
+          <w:kern w:val="2"/>
+          <w:sz w:val="20"/>
+          <w:szCs w:val="20"/>
+        </w:rPr>
+        <w:tab/>
+        <w:t>Authorized Signatory</w:t>
+      </w:r>
+      <w:r>
+        <w:rPr>
+          <w:rFonts w:ascii="Segoe UI" w:eastAsia="Lucida Sans Unicode" w:hAnsi="Segoe UI" w:cs="Segoe UI"/>
+          <w:b/>
+          <w:kern w:val="2"/>
+          <w:sz w:val="20"/>
+          <w:szCs w:val="20"/>
+        </w:rPr>
+        <w:tab/>
       </w:r>
     </w:p>
     <w:p>
       <w:pPr>
         <w:widowControl w:val="0"/>
         <w:tabs>
-          <w:tab w:val="left" w:pos="4185"/>
+          <w:tab w:val="left" w:pos="3858"/>
+          <w:tab w:val="center" w:pos="4680"/>
         </w:tabs>
         <w:suppressAutoHyphens/>
         <w:spacing w:after="0" w:line="240" w:lineRule="auto"/>
         <w:rPr>
           <w:rFonts w:ascii="Segoe UI" w:eastAsia="Lucida Sans Unicode" w:hAnsi="Segoe UI" w:cs="Segoe UI"/>
-          <w:kern w:val="2"/>
-        </w:rPr>
-      </w:pPr>
-      <w:r>
-        <w:rPr>
-          <w:rFonts w:ascii="Segoe UI" w:eastAsia="Lucida Sans Unicode" w:hAnsi="Segoe UI" w:cs="Segoe UI"/>
-          <w:kern w:val="2"/>
+          <w:b/>
+          <w:kern w:val="2"/>
+          <w:sz w:val="20"/>
+          <w:szCs w:val="20"/>
+          <w:u w:val="single"/>
+        </w:rPr>
+      </w:pPr>
+      <w:r>
+        <w:rPr>
+          <w:rFonts w:ascii="Segoe UI" w:eastAsia="Lucida Sans Unicode" w:hAnsi="Segoe UI" w:cs="Segoe UI"/>
+          <w:b/>
+          <w:kern w:val="2"/>
+          <w:sz w:val="20"/>
+          <w:szCs w:val="20"/>
+        </w:rPr>
+        <w:t>Cc:</w:t>
+      </w:r>
+      <w:r>
+        <w:rPr>
+          <w:rFonts w:ascii="Segoe UI" w:eastAsia="Lucida Sans Unicode" w:hAnsi="Segoe UI" w:cs="Segoe UI"/>
+          <w:b/>
+          <w:kern w:val="2"/>
+          <w:sz w:val="20"/>
+          <w:szCs w:val="20"/>
+          <w:u w:val="single"/>
+        </w:rPr>
+        <w:t xml:space="preserve"> Debt Recovery Manager</w:t>
+      </w:r>
+      <w:r>
+        <w:rPr>
+          <w:rFonts w:ascii="Segoe UI" w:eastAsia="Lucida Sans Unicode" w:hAnsi="Segoe UI" w:cs="Segoe UI"/>
+          <w:b/>
+          <w:kern w:val="2"/>
+          <w:sz w:val="20"/>
+          <w:szCs w:val="20"/>
+          <w:u w:val="single"/>
         </w:rPr>
         <w:tab/>
       </w:r>
-    </w:p>
-    <w:p>
-      <w:pPr>
-        <w:widowControl w:val="0"/>
-        <w:suppressAutoHyphens/>
-        <w:spacing w:after="0" w:line="240" w:lineRule="auto"/>
-        <w:rPr>
-          <w:rFonts w:ascii="Segoe UI" w:eastAsia="Lucida Sans Unicode" w:hAnsi="Segoe UI" w:cs="Segoe UI"/>
-          <w:b/>
-          <w:kern w:val="2"/>
-        </w:rPr>
-      </w:pPr>
-      <w:r>
-        <w:rPr>
-          <w:rFonts w:ascii="Segoe UI" w:eastAsia="Lucida Sans Unicode" w:hAnsi="Segoe UI" w:cs="Segoe UI"/>
-          <w:b/>
-          <w:kern w:val="2"/>
-        </w:rPr>
-        <w:t>Yours faithfully</w:t>
-      </w:r>
-    </w:p>
-    <w:p>
-      <w:pPr>
-        <w:widowControl w:val="0"/>
-        <w:suppressAutoHyphens/>
-        <w:spacing w:after="0" w:line="240" w:lineRule="auto"/>
-        <w:rPr>
-          <w:rFonts w:ascii="Segoe UI" w:eastAsia="Lucida Sans Unicode" w:hAnsi="Segoe UI" w:cs="Segoe UI"/>
-          <w:b/>
-          <w:kern w:val="2"/>
+      <w:r>
+        <w:rPr>
+          <w:rFonts w:ascii="Segoe UI" w:eastAsia="Lucida Sans Unicode" w:hAnsi="Segoe UI" w:cs="Segoe UI"/>
+          <w:b/>
+          <w:kern w:val="2"/>
+          <w:sz w:val="20"/>
+          <w:szCs w:val="20"/>
           <w:u w:val="single"/>
         </w:rPr>
-      </w:pPr>
-      <w:r>
-        <w:rPr>
-          <w:rFonts w:ascii="Segoe UI" w:eastAsia="Lucida Sans Unicode" w:hAnsi="Segoe UI" w:cs="Segoe UI"/>
-          <w:b/>
-          <w:kern w:val="2"/>
-          <w:u w:val="single"/>
-        </w:rPr>
-        <w:t>For: Kingdom Bank Limited</w:t>
-      </w:r>
-    </w:p>
-    <w:p>
-      <w:pPr>
-        <w:widowControl w:val="0"/>
-        <w:suppressAutoHyphens/>
-        <w:spacing w:after="0" w:line="240" w:lineRule="auto"/>
-        <w:rPr>
-          <w:rFonts w:ascii="Segoe UI" w:eastAsia="Lucida Sans Unicode" w:hAnsi="Segoe UI" w:cs="Segoe UI"/>
-          <w:b/>
-          <w:kern w:val="2"/>
-        </w:rPr>
-      </w:pPr>
-    </w:p>
-    <w:p>
-      <w:pPr>
-        <w:widowControl w:val="0"/>
-        <w:suppressAutoHyphens/>
-        <w:spacing w:after="0" w:line="240" w:lineRule="auto"/>
-        <w:rPr>
-          <w:rFonts w:ascii="Segoe UI" w:eastAsia="Lucida Sans Unicode" w:hAnsi="Segoe UI" w:cs="Segoe UI"/>
-          <w:b/>
-          <w:kern w:val="2"/>
-        </w:rPr>
-      </w:pPr>
-      <w:r>
-        <w:rPr>
-          <w:rFonts w:ascii="Segoe UI" w:eastAsia="Lucida Sans Unicode" w:hAnsi="Segoe UI" w:cs="Segoe UI"/>
-          <w:b/>
-          <w:kern w:val="2"/>
-        </w:rPr>
-        <w:lastRenderedPageBreak/>
-        <w:t xml:space="preserve">Authorized Signatory      </w:t>
-      </w:r>
-      <w:r>
-        <w:rPr>
-          <w:rFonts w:ascii="Segoe UI" w:eastAsia="Lucida Sans Unicode" w:hAnsi="Segoe UI" w:cs="Segoe UI"/>
-          <w:b/>
-          <w:kern w:val="2"/>
-        </w:rPr>
         <w:tab/>
-      </w:r>
-      <w:r>
-        <w:rPr>
-          <w:rFonts w:ascii="Segoe UI" w:eastAsia="Lucida Sans Unicode" w:hAnsi="Segoe UI" w:cs="Segoe UI"/>
-          <w:b/>
-          <w:kern w:val="2"/>
-        </w:rPr>
-        <w:tab/>
-      </w:r>
-      <w:r>
-        <w:rPr>
-          <w:rFonts w:ascii="Segoe UI" w:eastAsia="Lucida Sans Unicode" w:hAnsi="Segoe UI" w:cs="Segoe UI"/>
-          <w:b/>
-          <w:kern w:val="2"/>
-        </w:rPr>
-        <w:tab/>
-      </w:r>
-      <w:r>
-        <w:rPr>
-          <w:rFonts w:ascii="Segoe UI" w:eastAsia="Lucida Sans Unicode" w:hAnsi="Segoe UI" w:cs="Segoe UI"/>
-          <w:b/>
-          <w:kern w:val="2"/>
-        </w:rPr>
-        <w:tab/>
-      </w:r>
-      <w:r>
-        <w:rPr>
-          <w:rFonts w:ascii="Segoe UI" w:eastAsia="Lucida Sans Unicode" w:hAnsi="Segoe UI" w:cs="Segoe UI"/>
-          <w:b/>
-          <w:kern w:val="2"/>
-        </w:rPr>
-        <w:tab/>
-        <w:t>Authorized Signatory</w:t>
-      </w:r>
-      <w:r>
-        <w:rPr>
-          <w:rFonts w:ascii="Segoe UI" w:eastAsia="Lucida Sans Unicode" w:hAnsi="Segoe UI" w:cs="Segoe UI"/>
-          <w:b/>
-          <w:kern w:val="2"/>
-        </w:rPr>
-        <w:tab/>
-      </w:r>
-    </w:p>
-    <w:p>
-      <w:pPr>
-        <w:widowControl w:val="0"/>
-        <w:tabs>
-          <w:tab w:val="left" w:pos="5580"/>
-        </w:tabs>
-        <w:suppressAutoHyphens/>
-        <w:spacing w:after="0" w:line="240" w:lineRule="auto"/>
-        <w:rPr>
-          <w:rFonts w:ascii="Segoe UI" w:eastAsia="Lucida Sans Unicode" w:hAnsi="Segoe UI" w:cs="Segoe UI"/>
-          <w:b/>
-          <w:kern w:val="2"/>
-          <w:u w:val="single"/>
-        </w:rPr>
-      </w:pPr>
-      <w:r>
-        <w:rPr>
-          <w:rFonts w:ascii="Segoe UI" w:eastAsia="Lucida Sans Unicode" w:hAnsi="Segoe UI" w:cs="Segoe UI"/>
-          <w:b/>
-          <w:kern w:val="2"/>
-        </w:rPr>
-        <w:t>Cc:</w:t>
-      </w:r>
-      <w:r>
-        <w:rPr>
-          <w:rFonts w:ascii="Segoe UI" w:eastAsia="Lucida Sans Unicode" w:hAnsi="Segoe UI" w:cs="Segoe UI"/>
-          <w:b/>
-          <w:kern w:val="2"/>
-          <w:u w:val="single"/>
-        </w:rPr>
-        <w:t xml:space="preserve"> Debt Recovery Manager</w:t>
       </w:r>
     </w:p>
     <w:sectPr>
       <w:headerReference w:type="default" r:id="rId6"/>
+      <w:footerReference w:type="default" r:id="rId7"/>
       <w:pgSz w:w="12240" w:h="15840"/>
       <w:pgMar w:top="1440" w:right="1440" w:bottom="1440" w:left="1440" w:header="720" w:footer="720" w:gutter="0"/>
       <w:cols w:space="720"/>
@@ -1645,6 +1935,57 @@
 </w:endnotes>
 </file>
 
+<file path=word/footer1.xml><?xml version="1.0" encoding="utf-8"?>
+<w:ftr xmlns:wpc="http://schemas.microsoft.com/office/word/2010/wordprocessingCanvas" xmlns:cx="http://schemas.microsoft.com/office/drawing/2014/chartex" xmlns:cx1="http://schemas.microsoft.com/office/drawing/2015/9/8/chartex" xmlns:cx2="http://schemas.microsoft.com/office/drawing/2015/10/21/chartex" xmlns:cx3="http://schemas.microsoft.com/office/drawing/2016/5/9/chartex" xmlns:cx4="http://schemas.microsoft.com/office/drawing/2016/5/10/chartex" xmlns:cx5="http://schemas.microsoft.com/office/drawing/2016/5/11/chartex" xmlns:cx6="http://schemas.microsoft.com/office/drawing/2016/5/12/chartex" xmlns:cx7="http://schemas.microsoft.com/office/drawing/2016/5/13/chartex" xmlns:cx8="http://schemas.microsoft.com/office/drawing/2016/5/14/chartex" xmlns:mc="http://schemas.openxmlformats.org/markup-compatibility/2006" xmlns:aink="http://schemas.microsoft.com/office/drawing/2016/ink" xmlns:am3d="http://schemas.microsoft.com/office/drawing/2017/model3d" xmlns:o="urn:schemas-microsoft-com:office:office" xmlns:oel="http://schemas.microsoft.com/office/2019/extlst" xmlns:r="http://schemas.openxmlformats.org/officeDocument/2006/relationships" xmlns:m="http://schemas.openxmlformats.org/officeDocument/2006/math" xmlns:v="urn:schemas-microsoft-com:vml" xmlns:wp14="http://schemas.microsoft.com/office/word/2010/wordprocessingDrawing" xmlns:wp="http://schemas.openxmlformats.org/drawingml/2006/wordprocessingDrawing" xmlns:w10="urn:schemas-microsoft-com:office:word" xmlns:w="http://schemas.openxmlformats.org/wordprocessingml/2006/main" xmlns:w14="http://schemas.microsoft.com/office/word/2010/wordml" xmlns:w15="http://schemas.microsoft.com/office/word/2012/wordml" xmlns:w16cex="http://schemas.microsoft.com/office/word/2018/wordml/cex" xmlns:w16cid="http://schemas.microsoft.com/office/word/2016/wordml/cid" xmlns:w16="http://schemas.microsoft.com/office/word/2018/wordml" xmlns:w16du="http://schemas.microsoft.com/office/word/2023/wordml/word16du" xmlns:w16sdtdh="http://schemas.microsoft.com/office/word/2020/wordml/sdtdatahash" xmlns:w16sdtfl="http://schemas.microsoft.com/office/word/2024/wordml/sdtformatlock" xmlns:w16se="http://schemas.microsoft.com/office/word/2015/wordml/symex" xmlns:wpg="http://schemas.microsoft.com/office/word/2010/wordprocessingGroup" xmlns:wpi="http://schemas.microsoft.com/office/word/2010/wordprocessingInk" xmlns:wne="http://schemas.microsoft.com/office/word/2006/wordml" xmlns:wps="http://schemas.microsoft.com/office/word/2010/wordprocessingShape" mc:Ignorable="w14 w15 w16se w16cid w16 w16cex w16sdtdh w16sdtfl w16du wp14">
+  <w:p>
+    <w:pPr>
+      <w:pStyle w:val="Footer"/>
+      <w:jc w:val="center"/>
+      <w:rPr>
+        <w:sz w:val="16"/>
+        <w:szCs w:val="16"/>
+      </w:rPr>
+    </w:pPr>
+    <w:r>
+      <w:rPr>
+        <w:rFonts w:ascii="Arial" w:hAnsi="Arial"/>
+        <w:sz w:val="16"/>
+        <w:szCs w:val="16"/>
+      </w:rPr>
+      <w:t xml:space="preserve">Directors: Mrs. Margaret Karangatha (Chairlady), </w:t>
+    </w:r>
+    <w:proofErr w:type="spellStart"/>
+    <w:r>
+      <w:rPr>
+        <w:rFonts w:ascii="Arial" w:hAnsi="Arial"/>
+        <w:sz w:val="16"/>
+        <w:szCs w:val="16"/>
+      </w:rPr>
+      <w:t>Macloud</w:t>
+    </w:r>
+    <w:proofErr w:type="spellEnd"/>
+    <w:r>
+      <w:rPr>
+        <w:rFonts w:ascii="Arial" w:hAnsi="Arial"/>
+        <w:sz w:val="16"/>
+        <w:szCs w:val="16"/>
+      </w:rPr>
+      <w:t xml:space="preserve"> Malonza, Julius Sitienei, Charles Kamari, Dr. Gideon Muriuki, CBS, MBS, Anthony Mburu (MD &amp; CEO)</w:t>
+    </w:r>
+  </w:p>
+  <w:p>
+    <w:pPr>
+      <w:pStyle w:val="Footer"/>
+    </w:pPr>
+  </w:p>
+  <w:p>
+    <w:pPr>
+      <w:pStyle w:val="Footer"/>
+    </w:pPr>
+  </w:p>
+</w:ftr>
+</file>
+
 <file path=word/footnotes.xml><?xml version="1.0" encoding="utf-8"?>
 <w:footnotes xmlns:wpc="http://schemas.microsoft.com/office/word/2010/wordprocessingCanvas" xmlns:cx="http://schemas.microsoft.com/office/drawing/2014/chartex" xmlns:cx1="http://schemas.microsoft.com/office/drawing/2015/9/8/chartex" xmlns:cx2="http://schemas.microsoft.com/office/drawing/2015/10/21/chartex" xmlns:cx3="http://schemas.microsoft.com/office/drawing/2016/5/9/chartex" xmlns:cx4="http://schemas.microsoft.com/office/drawing/2016/5/10/chartex" xmlns:cx5="http://schemas.microsoft.com/office/drawing/2016/5/11/chartex" xmlns:cx6="http://schemas.microsoft.com/office/drawing/2016/5/12/chartex" xmlns:cx7="http://schemas.microsoft.com/office/drawing/2016/5/13/chartex" xmlns:cx8="http://schemas.microsoft.com/office/drawing/2016/5/14/chartex" xmlns:mc="http://schemas.openxmlformats.org/markup-compatibility/2006" xmlns:aink="http://schemas.microsoft.com/office/drawing/2016/ink" xmlns:am3d="http://schemas.microsoft.com/office/drawing/2017/model3d" xmlns:o="urn:schemas-microsoft-com:office:office" xmlns:oel="http://schemas.microsoft.com/office/2019/extlst" xmlns:r="http://schemas.openxmlformats.org/officeDocument/2006/relationships" xmlns:m="http://schemas.openxmlformats.org/officeDocument/2006/math" xmlns:v="urn:schemas-microsoft-com:vml" xmlns:wp14="http://schemas.microsoft.com/office/word/2010/wordprocessingDrawing" xmlns:wp="http://schemas.openxmlformats.org/drawingml/2006/wordprocessingDrawing" xmlns:w10="urn:schemas-microsoft-com:office:word" xmlns:w="http://schemas.openxmlformats.org/wordprocessingml/2006/main" xmlns:w14="http://schemas.microsoft.com/office/word/2010/wordml" xmlns:w15="http://schemas.microsoft.com/office/word/2012/wordml" xmlns:w16cex="http://schemas.microsoft.com/office/word/2018/wordml/cex" xmlns:w16cid="http://schemas.microsoft.com/office/word/2016/wordml/cid" xmlns:w16="http://schemas.microsoft.com/office/word/2018/wordml" xmlns:w16du="http://schemas.microsoft.com/office/word/2023/wordml/word16du" xmlns:w16sdtdh="http://schemas.microsoft.com/office/word/2020/wordml/sdtdatahash" xmlns:w16sdtfl="http://schemas.microsoft.com/office/word/2024/wordml/sdtformatlock" xmlns:w16se="http://schemas.microsoft.com/office/word/2015/wordml/symex" xmlns:wpg="http://schemas.microsoft.com/office/word/2010/wordprocessingGroup" xmlns:wpi="http://schemas.microsoft.com/office/word/2010/wordprocessingInk" xmlns:wne="http://schemas.microsoft.com/office/word/2006/wordml" xmlns:wps="http://schemas.microsoft.com/office/word/2010/wordprocessingShape" mc:Ignorable="w14 w15 w16se w16cid w16 w16cex w16sdtdh w16sdtfl w16du wp14">
   <w:footnote w:type="separator" w:id="-1">
@@ -1674,16 +2015,107 @@
 <w:hdr xmlns:wpc="http://schemas.microsoft.com/office/word/2010/wordprocessingCanvas" xmlns:cx="http://schemas.microsoft.com/office/drawing/2014/chartex" xmlns:cx1="http://schemas.microsoft.com/office/drawing/2015/9/8/chartex" xmlns:cx2="http://schemas.microsoft.com/office/drawing/2015/10/21/chartex" xmlns:cx3="http://schemas.microsoft.com/office/drawing/2016/5/9/chartex" xmlns:cx4="http://schemas.microsoft.com/office/drawing/2016/5/10/chartex" xmlns:cx5="http://schemas.microsoft.com/office/drawing/2016/5/11/chartex" xmlns:cx6="http://schemas.microsoft.com/office/drawing/2016/5/12/chartex" xmlns:cx7="http://schemas.microsoft.com/office/drawing/2016/5/13/chartex" xmlns:cx8="http://schemas.microsoft.com/office/drawing/2016/5/14/chartex" xmlns:mc="http://schemas.openxmlformats.org/markup-compatibility/2006" xmlns:aink="http://schemas.microsoft.com/office/drawing/2016/ink" xmlns:am3d="http://schemas.microsoft.com/office/drawing/2017/model3d" xmlns:o="urn:schemas-microsoft-com:office:office" xmlns:oel="http://schemas.microsoft.com/office/2019/extlst" xmlns:r="http://schemas.openxmlformats.org/officeDocument/2006/relationships" xmlns:m="http://schemas.openxmlformats.org/officeDocument/2006/math" xmlns:v="urn:schemas-microsoft-com:vml" xmlns:wp14="http://schemas.microsoft.com/office/word/2010/wordprocessingDrawing" xmlns:wp="http://schemas.openxmlformats.org/drawingml/2006/wordprocessingDrawing" xmlns:w10="urn:schemas-microsoft-com:office:word" xmlns:w="http://schemas.openxmlformats.org/wordprocessingml/2006/main" xmlns:w14="http://schemas.microsoft.com/office/word/2010/wordml" xmlns:w15="http://schemas.microsoft.com/office/word/2012/wordml" xmlns:w16cex="http://schemas.microsoft.com/office/word/2018/wordml/cex" xmlns:w16cid="http://schemas.microsoft.com/office/word/2016/wordml/cid" xmlns:w16="http://schemas.microsoft.com/office/word/2018/wordml" xmlns:w16du="http://schemas.microsoft.com/office/word/2023/wordml/word16du" xmlns:w16sdtdh="http://schemas.microsoft.com/office/word/2020/wordml/sdtdatahash" xmlns:w16sdtfl="http://schemas.microsoft.com/office/word/2024/wordml/sdtformatlock" xmlns:w16se="http://schemas.microsoft.com/office/word/2015/wordml/symex" xmlns:wpg="http://schemas.microsoft.com/office/word/2010/wordprocessingGroup" xmlns:wpi="http://schemas.microsoft.com/office/word/2010/wordprocessingInk" xmlns:wne="http://schemas.microsoft.com/office/word/2006/wordml" xmlns:wps="http://schemas.microsoft.com/office/word/2010/wordprocessingShape" mc:Ignorable="w14 w15 w16se w16cid w16 w16cex w16sdtdh w16sdtfl w16du wp14">
   <w:p>
     <w:pPr>
-      <w:pStyle w:val="Header"/>
+      <w:spacing w:after="0"/>
+      <w:jc w:val="right"/>
+      <w:rPr>
+        <w:rFonts w:ascii="Segoe UI" w:hAnsi="Segoe UI" w:cs="Segoe UI"/>
+        <w:bCs/>
+        <w:sz w:val="20"/>
+        <w:szCs w:val="20"/>
+      </w:rPr>
     </w:pPr>
     <w:r>
       <w:rPr>
+        <w:rFonts w:ascii="Segoe UI" w:hAnsi="Segoe UI" w:cs="Segoe UI"/>
+        <w:bCs/>
+        <w:sz w:val="20"/>
+        <w:szCs w:val="20"/>
+      </w:rPr>
+      <w:t xml:space="preserve">Kingdom Bank | </w:t>
+    </w:r>
+    <w:proofErr w:type="spellStart"/>
+    <w:r>
+      <w:rPr>
+        <w:rFonts w:ascii="Segoe UI" w:hAnsi="Segoe UI" w:cs="Segoe UI"/>
+        <w:bCs/>
+        <w:sz w:val="20"/>
+        <w:szCs w:val="20"/>
+      </w:rPr>
+      <w:t>Argwings</w:t>
+    </w:r>
+    <w:proofErr w:type="spellEnd"/>
+    <w:r>
+      <w:rPr>
+        <w:rFonts w:ascii="Segoe UI" w:hAnsi="Segoe UI" w:cs="Segoe UI"/>
+        <w:bCs/>
+        <w:sz w:val="20"/>
+        <w:szCs w:val="20"/>
+      </w:rPr>
+      <w:t xml:space="preserve"> </w:t>
+    </w:r>
+    <w:proofErr w:type="spellStart"/>
+    <w:r>
+      <w:rPr>
+        <w:rFonts w:ascii="Segoe UI" w:hAnsi="Segoe UI" w:cs="Segoe UI"/>
+        <w:bCs/>
+        <w:sz w:val="20"/>
+        <w:szCs w:val="20"/>
+      </w:rPr>
+      <w:t>Kodhek</w:t>
+    </w:r>
+    <w:proofErr w:type="spellEnd"/>
+    <w:r>
+      <w:rPr>
+        <w:rFonts w:ascii="Segoe UI" w:hAnsi="Segoe UI" w:cs="Segoe UI"/>
+        <w:bCs/>
+        <w:sz w:val="20"/>
+        <w:szCs w:val="20"/>
+      </w:rPr>
+      <w:t xml:space="preserve"> Rd, </w:t>
+    </w:r>
+    <w:proofErr w:type="spellStart"/>
+    <w:r>
+      <w:rPr>
+        <w:rFonts w:ascii="Segoe UI" w:hAnsi="Segoe UI" w:cs="Segoe UI"/>
+        <w:bCs/>
+        <w:sz w:val="20"/>
+        <w:szCs w:val="20"/>
+      </w:rPr>
+      <w:t>Kilimani</w:t>
+    </w:r>
+    <w:proofErr w:type="spellEnd"/>
+  </w:p>
+  <w:p>
+    <w:pPr>
+      <w:spacing w:after="0"/>
+      <w:jc w:val="right"/>
+      <w:rPr>
+        <w:rFonts w:ascii="Segoe UI" w:hAnsi="Segoe UI" w:cs="Segoe UI"/>
+        <w:bCs/>
+        <w:sz w:val="20"/>
+        <w:szCs w:val="20"/>
+      </w:rPr>
+    </w:pPr>
+    <w:r>
+      <w:rPr>
+        <w:rFonts w:ascii="Segoe UI" w:hAnsi="Segoe UI" w:cs="Segoe UI"/>
+        <w:bCs/>
         <w:noProof/>
+        <w:sz w:val="20"/>
+        <w:szCs w:val="20"/>
       </w:rPr>
       <w:drawing>
-        <wp:inline distT="0" distB="0" distL="0" distR="0" wp14:anchorId="4E341C94" wp14:editId="56914BAE">
-          <wp:extent cx="2227092" cy="477672"/>
-          <wp:effectExtent l="0" t="0" r="1905" b="0"/>
+        <wp:anchor distT="0" distB="0" distL="114300" distR="114300" simplePos="0" relativeHeight="251658240" behindDoc="0" locked="0" layoutInCell="1" allowOverlap="1" wp14:anchorId="4E341C94" wp14:editId="0068136C">
+          <wp:simplePos x="0" y="0"/>
+          <wp:positionH relativeFrom="column">
+            <wp:posOffset>48986</wp:posOffset>
+          </wp:positionH>
+          <wp:positionV relativeFrom="paragraph">
+            <wp:posOffset>5170</wp:posOffset>
+          </wp:positionV>
+          <wp:extent cx="2512295" cy="538843"/>
+          <wp:effectExtent l="0" t="0" r="2540" b="0"/>
+          <wp:wrapNone/>
           <wp:docPr id="1287025203" name="Picture 1" descr="Kingdom Bank Ltd - We Too are You."/>
           <wp:cNvGraphicFramePr>
             <a:graphicFrameLocks xmlns:a="http://schemas.openxmlformats.org/drawingml/2006/main" noChangeAspect="1"/>
@@ -1713,7 +2145,7 @@
                 <pic:spPr bwMode="auto">
                   <a:xfrm>
                     <a:off x="0" y="0"/>
-                    <a:ext cx="2295483" cy="492341"/>
+                    <a:ext cx="2527752" cy="542158"/>
                   </a:xfrm>
                   <a:prstGeom prst="rect">
                     <a:avLst/>
@@ -1726,13 +2158,118 @@
               </pic:pic>
             </a:graphicData>
           </a:graphic>
-        </wp:inline>
+          <wp14:sizeRelH relativeFrom="margin">
+            <wp14:pctWidth>0</wp14:pctWidth>
+          </wp14:sizeRelH>
+          <wp14:sizeRelV relativeFrom="margin">
+            <wp14:pctHeight>0</wp14:pctHeight>
+          </wp14:sizeRelV>
+        </wp:anchor>
       </w:drawing>
+    </w:r>
+    <w:r>
+      <w:rPr>
+        <w:rFonts w:ascii="Segoe UI" w:hAnsi="Segoe UI" w:cs="Segoe UI"/>
+        <w:bCs/>
+        <w:sz w:val="20"/>
+        <w:szCs w:val="20"/>
+      </w:rPr>
+      <w:t>P.O Box 22741-00400, Nairobi Kenya</w:t>
+    </w:r>
+  </w:p>
+  <w:p>
+    <w:pPr>
+      <w:spacing w:after="0"/>
+      <w:jc w:val="right"/>
+      <w:rPr>
+        <w:rFonts w:ascii="Segoe UI" w:hAnsi="Segoe UI" w:cs="Segoe UI"/>
+        <w:bCs/>
+        <w:sz w:val="20"/>
+        <w:szCs w:val="20"/>
+      </w:rPr>
+    </w:pPr>
+    <w:r>
+      <w:rPr>
+        <w:rFonts w:ascii="Segoe UI" w:hAnsi="Segoe UI" w:cs="Segoe UI"/>
+        <w:bCs/>
+        <w:sz w:val="20"/>
+        <w:szCs w:val="20"/>
+      </w:rPr>
+      <w:t>Landline: 020-221 0339</w:t>
+    </w:r>
+  </w:p>
+  <w:p>
+    <w:pPr>
+      <w:spacing w:after="0"/>
+      <w:jc w:val="right"/>
+      <w:rPr>
+        <w:rFonts w:ascii="Segoe UI" w:hAnsi="Segoe UI" w:cs="Segoe UI"/>
+        <w:bCs/>
+        <w:sz w:val="20"/>
+        <w:szCs w:val="20"/>
+      </w:rPr>
+    </w:pPr>
+    <w:r>
+      <w:rPr>
+        <w:rFonts w:ascii="Segoe UI" w:hAnsi="Segoe UI" w:cs="Segoe UI"/>
+        <w:bCs/>
+        <w:sz w:val="20"/>
+        <w:szCs w:val="20"/>
+      </w:rPr>
+      <w:t>Mobile: 0709 881 000 | 0709 881 300</w:t>
+    </w:r>
+  </w:p>
+  <w:p>
+    <w:pPr>
+      <w:spacing w:after="0"/>
+      <w:jc w:val="right"/>
+      <w:rPr>
+        <w:rFonts w:ascii="Segoe UI" w:hAnsi="Segoe UI" w:cs="Segoe UI"/>
+        <w:bCs/>
+        <w:sz w:val="20"/>
+        <w:szCs w:val="20"/>
+      </w:rPr>
+    </w:pPr>
+    <w:r>
+      <w:rPr>
+        <w:rFonts w:ascii="Segoe UI" w:hAnsi="Segoe UI" w:cs="Segoe UI"/>
+        <w:bCs/>
+        <w:sz w:val="20"/>
+        <w:szCs w:val="20"/>
+      </w:rPr>
+      <w:t>Email: info@kingdombankltd.co.ke</w:t>
     </w:r>
   </w:p>
   <w:p>
     <w:pPr>
       <w:pStyle w:val="Header"/>
+      <w:jc w:val="right"/>
+      <w:rPr>
+        <w:rFonts w:cstheme="minorHAnsi"/>
+        <w:bCs/>
+        <w:sz w:val="20"/>
+        <w:szCs w:val="20"/>
+      </w:rPr>
+    </w:pPr>
+    <w:r>
+      <w:rPr>
+        <w:rFonts w:ascii="Segoe UI" w:hAnsi="Segoe UI" w:cs="Segoe UI"/>
+        <w:bCs/>
+        <w:sz w:val="20"/>
+        <w:szCs w:val="20"/>
+      </w:rPr>
+      <w:t>Website: www.kingdombankltd.co.ke</w:t>
+    </w:r>
+  </w:p>
+  <w:p>
+    <w:pPr>
+      <w:pStyle w:val="Header"/>
+      <w:rPr>
+        <w:rFonts w:cstheme="minorHAnsi"/>
+        <w:bCs/>
+        <w:sz w:val="20"/>
+        <w:szCs w:val="20"/>
+      </w:rPr>
     </w:pPr>
   </w:p>
 </w:hdr>
